--- a/wbe-review/WBE_Review_WR_Condensed_Draft.docx
+++ b/wbe-review/WBE_Review_WR_Condensed_Draft.docx
@@ -2,91 +2,13 @@
 <file path=word/document.xml><?xml version="1.0" encoding="utf-8"?>
 <w:document xmlns:w="http://schemas.openxmlformats.org/wordprocessingml/2006/main" xmlns:m="http://schemas.openxmlformats.org/officeDocument/2006/math" xmlns:r="http://schemas.openxmlformats.org/officeDocument/2006/relationships" xmlns:o="urn:schemas-microsoft-com:office:office" xmlns:v="urn:schemas-microsoft-com:vml" xmlns:w10="urn:schemas-microsoft-com:office:word" xmlns:a="http://schemas.openxmlformats.org/drawingml/2006/main" xmlns:pic="http://schemas.openxmlformats.org/drawingml/2006/picture" xmlns:wp="http://schemas.openxmlformats.org/drawingml/2006/wordprocessingDrawing">
   <w:body>
-    <w:bookmarkStart w:id="41" w:name="X4aefd3a70ea96ac75327f016555b4b0ae80883f"/>
+    <w:bookmarkStart w:id="53" w:name="X4aefd3a70ea96ac75327f016555b4b0ae80883f"/>
     <w:p>
       <w:pPr>
         <w:pStyle w:val="Heading1"/>
       </w:pPr>
       <w:r>
         <w:t xml:space="preserve">Beyond Detection in Wastewater-Based Epidemiology: Sewer Processes, Signal Distortion, Normalization, and Epidemiological Inference</w:t>
-      </w:r>
-    </w:p>
-    <w:p>
-      <w:pPr>
-        <w:pStyle w:val="FirstParagraph"/>
-      </w:pPr>
-      <w:r>
-        <w:rPr>
-          <w:bCs/>
-          <w:b/>
-        </w:rPr>
-        <w:t xml:space="preserve">Water Research submission-length condensed draft — Phase 2A (Parts 1–4 only). 2026-07-18.</w:t>
-      </w:r>
-    </w:p>
-    <w:p>
-      <w:pPr>
-        <w:pStyle w:val="BodyText"/>
-      </w:pPr>
-      <w:r>
-        <w:rPr>
-          <w:bCs/>
-          <w:b/>
-        </w:rPr>
-        <w:t xml:space="preserve">This is a working condensed draft, not a submission-ready manuscript.</w:t>
-      </w:r>
-      <w:r>
-        <w:t xml:space="preserve"> </w:t>
-      </w:r>
-      <w:r>
-        <w:t xml:space="preserve">It is derived from, and does not replace, the full conceptual source draft (</w:t>
-      </w:r>
-      <w:r>
-        <w:rPr>
-          <w:rStyle w:val="VerbatimChar"/>
-        </w:rPr>
-        <w:t xml:space="preserve">WBE_Review_Ch1-10.md</w:t>
-      </w:r>
-      <w:r>
-        <w:t xml:space="preserve">), which remains the authoritative complete text. Parts 1–4 below are drafted prose; Parts 5–8 are title-and-placeholder only and are not to be read as representing their eventual content. Every specific quantitative claim below draws on this review’s existing evidence base, none of which has been read in full text (0 of 67 active references, as of this round) — this is stated once here rather than repeated after each claim; see</w:t>
-      </w:r>
-      <w:r>
-        <w:t xml:space="preserve"> </w:t>
-      </w:r>
-      <w:r>
-        <w:rPr>
-          <w:rStyle w:val="VerbatimChar"/>
-        </w:rPr>
-        <w:t xml:space="preserve">WBE_Review_Citation_Verification_Table.md</w:t>
-      </w:r>
-      <w:r>
-        <w:t xml:space="preserve">,</w:t>
-      </w:r>
-      <w:r>
-        <w:t xml:space="preserve"> </w:t>
-      </w:r>
-      <w:r>
-        <w:rPr>
-          <w:rStyle w:val="VerbatimChar"/>
-        </w:rPr>
-        <w:t xml:space="preserve">WBE_Review_Pending_Verification_List.md</w:t>
-      </w:r>
-      <w:r>
-        <w:t xml:space="preserve">, and</w:t>
-      </w:r>
-      <w:r>
-        <w:t xml:space="preserve"> </w:t>
-      </w:r>
-      <w:r>
-        <w:rPr>
-          <w:rStyle w:val="VerbatimChar"/>
-        </w:rPr>
-        <w:t xml:space="preserve">WBE_Review_Ch8_Evidence_Freeze_Audit.md</w:t>
-      </w:r>
-      <w:r>
-        <w:t xml:space="preserve"> </w:t>
-      </w:r>
-      <w:r>
-        <w:t xml:space="preserve">for the current, per-claim evidentiary status. No claim below has been upgraded in evidentiary tier relative to its treatment in the source draft, no withdrawn reference has been reintroduced, and no institutional-guidance source is characterized as empirical validation.</w:t>
       </w:r>
     </w:p>
     <w:p>
@@ -254,7 +176,7 @@
         <w:pStyle w:val="FirstParagraph"/>
       </w:pPr>
       <w:r>
-        <w:t xml:space="preserve">This is a narrative synthesis organized around the mechanistic framework above, not yet a formal systematic or scoping review; a defensible scoping review of this literature would follow PRISMA-ScR, use structured Boolean database queries, apply documented inclusion and exclusion criteria, and report a PRISMA flow diagram, none of which has been performed at this stage. Evidence was instead identified through targeted web search, screened by title and snippet, prioritizing peer-reviewed journal articles and institutional publications over secondary sources. This approach establishes a defensible starting evidence set and confirms the review’s mechanistic framing has real literature behind it, but almost certainly under-samples the field, particularly older foundational work and non-English-language studies. This review’s current search, verification, and full-text-reading status is tracked in full in the companion evidence-audit files rather than restated after each claim below; every specific number here should be read against that standing limitation.</w:t>
+        <w:t xml:space="preserve">This is a narrative synthesis organized around the mechanistic framework above, not yet a formal systematic or scoping review; a defensible scoping review of this literature would follow PRISMA-ScR, use structured Boolean database queries, apply documented inclusion and exclusion criteria, and report a PRISMA flow diagram, none of which has been performed at this stage. Evidence was instead identified through targeted web search, screened by title and snippet, prioritizing peer-reviewed journal articles and institutional publications over secondary sources. This approach establishes a defensible starting evidence set and confirms the review’s mechanistic framing has real literature behind it, but almost certainly under-samples the field, particularly older foundational work and non-English-language studies. The full search strategy and source-verification procedure are given in Supplementary Methods; every specific number below should be read against the limitations stated there rather than as independently confirmed.</w:t>
       </w:r>
     </w:p>
     <w:p>
@@ -280,20 +202,30 @@
         <w:pStyle w:val="FirstParagraph"/>
       </w:pPr>
       <w:r>
-        <w:t xml:space="preserve">This review makes four original conceptual contributions, developed across the sections that follow. First, it formalizes</w:t>
-      </w:r>
-      <w:r>
-        <w:t xml:space="preserve"> </w:t>
-      </w:r>
-      <w:r>
-        <w:rPr>
-          <w:bCs/>
-          <w:b/>
-        </w:rPr>
-        <w:t xml:space="preserve">WBE as an inverse problem</w:t>
-      </w:r>
-      <w:r>
-        <w:t xml:space="preserve">, in which a source-end signal is recoverable from a downstream measurement only to the extent the intervening transformation chain is identifiable. Second, it organizes every distortion mechanism in that chain — source-end, sewer-transport, sampling, and analytical — under one consistent</w:t>
+        <w:rPr>
+          <w:bCs/>
+          <w:b/>
+        </w:rPr>
+        <w:t xml:space="preserve">This review advances four linked propositions, offered as this review’s own organizing synthesis rather than as an existing consensus.</w:t>
+      </w:r>
+      <w:r>
+        <w:t xml:space="preserve"> </w:t>
+      </w:r>
+      <w:r>
+        <w:t xml:space="preserve">First,</w:t>
+      </w:r>
+      <w:r>
+        <w:t xml:space="preserve"> </w:t>
+      </w:r>
+      <w:r>
+        <w:rPr>
+          <w:bCs/>
+          <w:b/>
+        </w:rPr>
+        <w:t xml:space="preserve">WBE is usefully formalized as an inverse problem</w:t>
+      </w:r>
+      <w:r>
+        <w:t xml:space="preserve">, in which a source-end signal is recoverable from a downstream measurement only to the extent the intervening transformation chain is identifiable. Second, every distortion mechanism in that chain — source-end, sewer-transport, sampling, and analytical — can be organized under one consistent</w:t>
       </w:r>
       <w:r>
         <w:t xml:space="preserve"> </w:t>
@@ -306,33 +238,33 @@
         <w:t xml:space="preserve">amplitude-temporal-spatial taxonomy</w:t>
       </w:r>
       <w:r>
-        <w:t xml:space="preserve">, rather than treating each stage’s error sources as a disconnected list specific to that stage. Third, it argues that</w:t>
-      </w:r>
-      <w:r>
-        <w:t xml:space="preserve"> </w:t>
-      </w:r>
-      <w:r>
-        <w:rPr>
-          <w:bCs/>
-          <w:b/>
-        </w:rPr>
-        <w:t xml:space="preserve">normalization is a mechanism-specific causal correction, not a reconstruction of the source state</w:t>
-      </w:r>
-      <w:r>
-        <w:t xml:space="preserve">: a normalization step removes only the distortion it is mechanistically linked to, and treating it as a general-purpose fix is a documented, recurring source of error in the applied literature. Fourth, it develops an</w:t>
-      </w:r>
-      <w:r>
-        <w:t xml:space="preserve"> </w:t>
-      </w:r>
-      <w:r>
-        <w:rPr>
-          <w:bCs/>
-          <w:b/>
-        </w:rPr>
-        <w:t xml:space="preserve">identifiability- and uncertainty-aware framework for reconstruction</w:t>
-      </w:r>
-      <w:r>
-        <w:t xml:space="preserve">, distinguishing association, predictive performance, parameter identifiability, state observability, and structural adequacy as five separate kinds of evidence a reconstruction claim can be asked to meet, and carrying that same evidentiary discipline forward into how a reconstructed, uncertainty-quantified signal should ultimately inform a public-health decision. Taken together, these four contributions target a single recurring failure mode in the applied literature this review surveys: a result established at one stage of the source-to-decision chain — a detection, a correlation, a narrow confidence interval — being read as though it settled a question that in fact belongs to a later, evidentially distinct stage.</w:t>
+        <w:t xml:space="preserve">, rather than treated as a disconnected list of stage-specific error sources. Third,</w:t>
+      </w:r>
+      <w:r>
+        <w:t xml:space="preserve"> </w:t>
+      </w:r>
+      <w:r>
+        <w:rPr>
+          <w:bCs/>
+          <w:b/>
+        </w:rPr>
+        <w:t xml:space="preserve">normalization is best understood as a mechanism-specific causal correction, not a reconstruction of the source state</w:t>
+      </w:r>
+      <w:r>
+        <w:t xml:space="preserve">: a normalization step removes only the distortion it is mechanistically linked to, and treating it as a general-purpose fix is a documented, recurring source of error in the applied literature. Fourth, reconstruction and the decisions built on it benefit from an</w:t>
+      </w:r>
+      <w:r>
+        <w:t xml:space="preserve"> </w:t>
+      </w:r>
+      <w:r>
+        <w:rPr>
+          <w:bCs/>
+          <w:b/>
+        </w:rPr>
+        <w:t xml:space="preserve">identifiability- and uncertainty-aware framework</w:t>
+      </w:r>
+      <w:r>
+        <w:t xml:space="preserve">, distinguishing association, predictive performance, parameter identifiability, state observability, and structural adequacy as five separate kinds of evidence a reconstruction claim can be asked to meet, carried forward into how a reconstructed, uncertainty-quantified signal should inform a public-health decision. Taken together, these four propositions target a single recurring failure mode this review identifies in the applied literature it surveys: a result established at one stage of the source-to-decision chain — a detection, a correlation, a narrow confidence interval — being read as though it settled a question that in fact belongs to a later, evidentially distinct stage.</w:t>
       </w:r>
     </w:p>
     <w:p>
@@ -753,7 +685,7 @@
         <w:t xml:space="preserve"> </w:t>
       </w:r>
       <w:r>
-        <w:t xml:space="preserve">relative to diurnal and storm cycles determines what a single sample can represent at all, independent of any downstream correction applied afterward.</w:t>
+        <w:t xml:space="preserve">relative to diurnal and storm cycles determines what a single sample can represent, independent of downstream correction.</w:t>
       </w:r>
     </w:p>
     <w:p>
@@ -867,6 +799,44 @@
       </w:r>
       <w:r>
         <w:t xml:space="preserve">”</w:t>
+      </w:r>
+      <w:r>
+        <w:t xml:space="preserve"> </w:t>
+      </w:r>
+      <w:r>
+        <w:t xml:space="preserve">Six concepts recur from this point forward and stay distinct throughout: the three consequences already introduced —</w:t>
+      </w:r>
+      <w:r>
+        <w:t xml:space="preserve"> </w:t>
+      </w:r>
+      <w:r>
+        <w:rPr>
+          <w:bCs/>
+          <w:b/>
+        </w:rPr>
+        <w:t xml:space="preserve">systematic bias, random error, information loss</w:t>
+      </w:r>
+      <w:r>
+        <w:t xml:space="preserve"> </w:t>
+      </w:r>
+      <w:r>
+        <w:t xml:space="preserve">— and three common upstream sources —</w:t>
+      </w:r>
+      <w:r>
+        <w:t xml:space="preserve"> </w:t>
+      </w:r>
+      <w:r>
+        <w:rPr>
+          <w:bCs/>
+          <w:b/>
+        </w:rPr>
+        <w:t xml:space="preserve">recovery loss, inhibition, and temporal or compositional representativeness</w:t>
+      </w:r>
+      <w:r>
+        <w:t xml:space="preserve"> </w:t>
+      </w:r>
+      <w:r>
+        <w:t xml:space="preserve">(whether a sample actually reflects the condition it is taken to represent). Part 5 propagates each through to a final uncertainty estimate.</w:t>
       </w:r>
     </w:p>
     <w:bookmarkEnd w:id="31"/>
@@ -884,7 +854,7 @@
         <w:pStyle w:val="FirstParagraph"/>
       </w:pPr>
       <w:r>
-        <w:t xml:space="preserve">The most direct normalization step converts a measured concentration into a mass load using measured flow, correcting for dilution. Flow measurement is itself imperfect and location-dependent, however, and a flow-normalized load is never more precise than its noisier input; an instantaneous flow reading paired with a time-averaged composite concentration introduces a further temporal mismatch between the two quantities being combined.</w:t>
+        <w:t xml:space="preserve">The most direct normalization step converts a measured concentration into a mass load using measured flow, correcting for dilution. Flow measurement is itself imperfect and location-dependent, and a flow-normalized load is never more precise than its noisier input; an instantaneous flow reading paired with a time-averaged composite concentration introduces a further temporal mismatch.</w:t>
       </w:r>
     </w:p>
     <w:p>
@@ -900,7 +870,7 @@
         <w:pStyle w:val="BodyText"/>
       </w:pPr>
       <w:r>
-        <w:t xml:space="preserve">Rainfall, infiltration, and industrial or non-domestic discharge each limit what flow normalization alone can fix: none of dilution-volume correction, combined-sewer-overflow mass loss, or non-domestic flow contribution are addressed by the same correction step, and each requires separate handling rather than being assumed away by a single flow term. Comparative evidence shows flow normalization outperforming biomarker alternatives in some large multi-site studies (Rainey et al., 2023) while becoming unreliable under substantial inflow and infiltration in others (Darling et al., 2025) — evidence of a context-dependent applicability condition, not a universal ranking of one method over another.</w:t>
+        <w:t xml:space="preserve">Rainfall, infiltration, and industrial or non-domestic discharge each limit what flow normalization alone can fix, and each requires separate handling rather than being assumed away by a single flow term. Comparative evidence shows flow normalization outperforming biomarker alternatives in some large multi-site studies (Rainey et al., 2023) while becoming unreliable under substantial inflow and infiltration in others (Darling et al., 2025) — a context-dependent applicability condition, not a universal ranking.</w:t>
       </w:r>
     </w:p>
     <w:bookmarkEnd w:id="32"/>
@@ -918,7 +888,7 @@
         <w:pStyle w:val="FirstParagraph"/>
       </w:pPr>
       <w:r>
-        <w:t xml:space="preserve">Where a chemical or microbial population biomarker is used instead of, or alongside, flow, the correction is valid only to the extent the biomarker and the target share the distortion mechanism the normalization is meant to remove. No single population biomarker has been validated as universally reliable: the evidence base shows a consistent pattern of candidates being proposed, then found to fail specific validation criteria — human specificity, excretion stability, dietary or behavioral dependence, in-sewer persistence, and rainfall sensitivity are not correlated with one another, so a marker can pass some criteria and fail others entirely independently. Creatinine, for instance, is physiologically well-motivated but disqualified by in-sewer instability; cotinine tracks population reasonably well but is confounded by geographically variable smoking prevalence; PMMoV and crAssphage are widely used but show inconsistent, often neutral-or-negative, performance across independent multi-site validation studies.</w:t>
+        <w:t xml:space="preserve">Where a chemical or microbial population biomarker is used instead of, or alongside, flow, the correction is valid only to the extent the biomarker and the target share the distortion mechanism the normalization is meant to remove. No single population biomarker has been validated as universally reliable: the evidence base shows a consistent pattern of candidates being proposed, then found to fail specific validation criteria — human specificity, excretion stability, dietary or behavioral dependence, in-sewer persistence, and rainfall sensitivity are not correlated, so a marker can pass some criteria and fail others. Creatinine, for instance, is physiologically well-motivated but disqualified by in-sewer instability; cotinine tracks population reasonably well but is confounded by geographically variable smoking prevalence; PMMoV and crAssphage are widely used but show inconsistent, often neutral-or-negative, performance across independent multi-site validation studies.</w:t>
       </w:r>
     </w:p>
     <w:p>
@@ -957,7 +927,23 @@
         <w:pStyle w:val="FirstParagraph"/>
       </w:pPr>
       <w:r>
-        <w:t xml:space="preserve">Several failure modes recur regardless of which normalizer is chosen.</w:t>
+        <w:t xml:space="preserve">Normalization fails through several mechanisms;</w:t>
+      </w:r>
+      <w:r>
+        <w:t xml:space="preserve"> </w:t>
+      </w:r>
+      <w:r>
+        <w:rPr>
+          <w:bCs/>
+          <w:b/>
+        </w:rPr>
+        <w:t xml:space="preserve">three particularly consequential failure modes</w:t>
+      </w:r>
+      <w:r>
+        <w:t xml:space="preserve"> </w:t>
+      </w:r>
+      <w:r>
+        <w:t xml:space="preserve">are highlighted here, with the complete eight-mode catalog (including irreversible degradation, unknown non-human sources, and structural model misspecification) given in Supplementary Table S4.</w:t>
       </w:r>
       <w:r>
         <w:t xml:space="preserve"> </w:t>
@@ -1317,7 +1303,7 @@
     </w:p>
     <w:bookmarkEnd w:id="34"/>
     <w:bookmarkEnd w:id="35"/>
-    <w:bookmarkStart w:id="36" w:name="X941859c0ba5bbcf692d6b9209abe9c4e0ba1ca9"/>
+    <w:bookmarkStart w:id="41" w:name="X941859c0ba5bbcf692d6b9209abe9c4e0ba1ca9"/>
     <w:p>
       <w:pPr>
         <w:pStyle w:val="Heading2"/>
@@ -1326,48 +1312,119 @@
         <w:t xml:space="preserve">5. Reconstruction, identifiability and uncertainty</w:t>
       </w:r>
     </w:p>
+    <w:bookmarkStart w:id="36" w:name="X4e207c2856c0a00d9d6c037c4dde18917a8e4ad"/>
+    <w:p>
+      <w:pPr>
+        <w:pStyle w:val="Heading3"/>
+      </w:pPr>
+      <w:r>
+        <w:t xml:space="preserve">5.1 Inferential targets and reconstruction models</w:t>
+      </w:r>
+    </w:p>
     <w:p>
       <w:pPr>
         <w:pStyle w:val="FirstParagraph"/>
       </w:pPr>
       <w:r>
-        <w:rPr>
-          <w:iCs/>
-          <w:i/>
-        </w:rPr>
-        <w:t xml:space="preserve">[Placeholder — not drafted this round. This part will develop the five-way evidentiary distinction (association, predictive performance, parameter identifiability, state observability, structural adequacy), the redesigned Table 3 (Model–identifiability–validation matrix, absorbing up to 4–6 items selected from the source draft’s former Table 6 per this round’s Table-6 disposition decision — see</w:t>
-      </w:r>
-      <w:r>
-        <w:rPr>
-          <w:iCs/>
-          <w:i/>
-        </w:rPr>
-        <w:t xml:space="preserve"> </w:t>
-      </w:r>
-      <w:r>
-        <w:rPr>
-          <w:rStyle w:val="VerbatimChar"/>
-          <w:iCs/>
-          <w:i/>
-        </w:rPr>
-        <w:t xml:space="preserve">WBE_Review_Target_Outline.md</w:t>
-      </w:r>
-      <w:r>
-        <w:rPr>
-          <w:iCs/>
-          <w:i/>
-        </w:rPr>
-        <w:t xml:space="preserve">), and the formal uncertainty-propagation framework. Tentative budget: 1,300 words, to be confirmed in Phase 2B.]</w:t>
+        <w:t xml:space="preserve">A wastewater time series can be asked to support several genuinely different inferential targets, and the evidentiary bar rises sharply across them: a</w:t>
+      </w:r>
+      <w:r>
+        <w:t xml:space="preserve"> </w:t>
+      </w:r>
+      <w:r>
+        <w:rPr>
+          <w:bCs/>
+          <w:b/>
+        </w:rPr>
+        <w:t xml:space="preserve">trend</w:t>
+      </w:r>
+      <w:r>
+        <w:t xml:space="preserve"> </w:t>
+      </w:r>
+      <w:r>
+        <w:t xml:space="preserve">(rising, falling, or flat), a</w:t>
+      </w:r>
+      <w:r>
+        <w:t xml:space="preserve"> </w:t>
+      </w:r>
+      <w:r>
+        <w:rPr>
+          <w:bCs/>
+          <w:b/>
+        </w:rPr>
+        <w:t xml:space="preserve">relative change</w:t>
+      </w:r>
+      <w:r>
+        <w:t xml:space="preserve"> </w:t>
+      </w:r>
+      <w:r>
+        <w:t xml:space="preserve">(by how much, against a baseline), an</w:t>
+      </w:r>
+      <w:r>
+        <w:t xml:space="preserve"> </w:t>
+      </w:r>
+      <w:r>
+        <w:rPr>
+          <w:bCs/>
+          <w:b/>
+        </w:rPr>
+        <w:t xml:space="preserve">anomaly</w:t>
+      </w:r>
+      <w:r>
+        <w:t xml:space="preserve"> </w:t>
+      </w:r>
+      <w:r>
+        <w:t xml:space="preserve">(has the signal moved outside an expected range), an</w:t>
+      </w:r>
+      <w:r>
+        <w:t xml:space="preserve"> </w:t>
+      </w:r>
+      <w:r>
+        <w:rPr>
+          <w:bCs/>
+          <w:b/>
+        </w:rPr>
+        <w:t xml:space="preserve">absolute load</w:t>
+      </w:r>
+      <w:r>
+        <w:t xml:space="preserve"> </w:t>
+      </w:r>
+      <w:r>
+        <w:t xml:space="preserve">(how much material is entering the network), and a</w:t>
+      </w:r>
+      <w:r>
+        <w:t xml:space="preserve"> </w:t>
+      </w:r>
+      <w:r>
+        <w:rPr>
+          <w:bCs/>
+          <w:b/>
+        </w:rPr>
+        <w:t xml:space="preserve">prevalence, incidence, consumption, or exposure estimate</w:t>
+      </w:r>
+      <w:r>
+        <w:t xml:space="preserve"> </w:t>
+      </w:r>
+      <w:r>
+        <w:t xml:space="preserve">(a population-level quantity in real units). Trend and anomaly detection can be supported by a signal that merely covaries with the underlying process; absolute-magnitude and prevalence-style estimation require the model generating the estimate to be correct, not merely correlated with the target. This ordering is not incidental — it recurs throughout this section as the organizing axis against which every method family, identifiability requirement, and validation level below is actually judged.</w:t>
+      </w:r>
+    </w:p>
+    <w:p>
+      <w:pPr>
+        <w:pStyle w:val="BodyText"/>
+      </w:pPr>
+      <w:r>
+        <w:t xml:space="preserve">Reconstruction methods in the literature span a spectrum of mechanistic commitment — direct mass-balance calculation, convolution models linking a shedding or excretion kernel to source timing, empirical regression against a reference series, mechanistic transport-and-decay models, Bayesian or state-space approaches treating the target as a latent variable, and hybrid process-informed models combining mechanistic structure with a statistical component. Which family is appropriate depends on the inferential target above, not on which method is currently favored: a method well suited to trend detection can be inadequate for absolute-magnitude estimation, and no family in the current literature satisfies every target’s evidentiary requirements simultaneously. A deconvolution approach that grounds its shedding kernel in independently collected clinical data, rather than estimating it jointly from the wastewater series itself (Huisman et al., 2022), is this evidence base’s clearest example of a method deliberately designed around state observability rather than fit quality alone — the distinction §5.2 develops formally.</w:t>
       </w:r>
     </w:p>
     <w:bookmarkEnd w:id="36"/>
-    <w:bookmarkStart w:id="37" w:name="Xf5ec0f7f2b19d17ce0c7114e951dc53c8af8932"/>
-    <w:p>
-      <w:pPr>
-        <w:pStyle w:val="Heading2"/>
-      </w:pPr>
-      <w:r>
-        <w:t xml:space="preserve">6. From wastewater signals to public-health action</w:t>
+    <w:bookmarkStart w:id="37" w:name="identifiability-and-observability"/>
+    <w:p>
+      <w:pPr>
+        <w:pStyle w:val="Heading3"/>
+      </w:pPr>
+      <w:r>
+        <w:t xml:space="preserve">5.2 Identifiability and observability</w:t>
       </w:r>
     </w:p>
     <w:p>
@@ -1375,21 +1432,137 @@
         <w:pStyle w:val="FirstParagraph"/>
       </w:pPr>
       <w:r>
-        <w:rPr>
-          <w:iCs/>
-          <w:i/>
-        </w:rPr>
-        <w:t xml:space="preserve">[Placeholder — not drafted this round. This part will develop surveillance objectives, alert-threshold design under asymmetric error cost, multi-source data fusion, the boundary of what WBE cannot replace, and privacy/equity at small spatial scales. Tentative budget: 750 words, to be confirmed in Phase 2B.]</w:t>
+        <w:t xml:space="preserve">Six concepts, distinguished here in full for reconstruction specifically, recur throughout this section.</w:t>
+      </w:r>
+      <w:r>
+        <w:t xml:space="preserve"> </w:t>
+      </w:r>
+      <w:r>
+        <w:rPr>
+          <w:bCs/>
+          <w:b/>
+        </w:rPr>
+        <w:t xml:space="preserve">Structural identifiability</w:t>
+      </w:r>
+      <w:r>
+        <w:t xml:space="preserve"> </w:t>
+      </w:r>
+      <w:r>
+        <w:t xml:space="preserve">asks whether a model’s parameters would be uniquely determined given noise-free, continuous, infinite data — a property of the model equations alone.</w:t>
+      </w:r>
+      <w:r>
+        <w:t xml:space="preserve"> </w:t>
+      </w:r>
+      <w:r>
+        <w:rPr>
+          <w:bCs/>
+          <w:b/>
+        </w:rPr>
+        <w:t xml:space="preserve">Practical identifiability</w:t>
+      </w:r>
+      <w:r>
+        <w:t xml:space="preserve"> </w:t>
+      </w:r>
+      <w:r>
+        <w:t xml:space="preserve">asks whether those parameters are actually recoverable, with usable precision, from the finite, noisy data at hand; a structurally non-identifiable model cannot be rescued by collecting more data, while a structurally identifiable one may still be practically non-identifiable under a given program’s sampling frequency and noise level.</w:t>
+      </w:r>
+      <w:r>
+        <w:t xml:space="preserve"> </w:t>
+      </w:r>
+      <w:r>
+        <w:rPr>
+          <w:bCs/>
+          <w:b/>
+        </w:rPr>
+        <w:t xml:space="preserve">Parameter uncertainty</w:t>
+      </w:r>
+      <w:r>
+        <w:t xml:space="preserve"> </w:t>
+      </w:r>
+      <w:r>
+        <w:t xml:space="preserve">is a distinct question again: how precisely a parameter is estimated once identifiability already holds.</w:t>
+      </w:r>
+      <w:r>
+        <w:t xml:space="preserve"> </w:t>
+      </w:r>
+      <w:r>
+        <w:rPr>
+          <w:bCs/>
+          <w:b/>
+        </w:rPr>
+        <w:t xml:space="preserve">State observability</w:t>
+      </w:r>
+      <w:r>
+        <w:t xml:space="preserve"> </w:t>
+      </w:r>
+      <w:r>
+        <w:t xml:space="preserve">asks whether the underlying latent trajectory of interest — true prevalence, true consumption — can be recovered from the observed signal at all, a question that remains meaningful even where every parameter is already known; a model can have every parameter pinned down and still have an unobservable state, and conversely a state can in principle be recoverable while individual parameters governing it remain confounded.</w:t>
+      </w:r>
+      <w:r>
+        <w:t xml:space="preserve"> </w:t>
+      </w:r>
+      <w:r>
+        <w:rPr>
+          <w:bCs/>
+          <w:b/>
+        </w:rPr>
+        <w:t xml:space="preserve">Equifinality</w:t>
+      </w:r>
+      <w:r>
+        <w:t xml:space="preserve"> </w:t>
+      </w:r>
+      <w:r>
+        <w:t xml:space="preserve">names the practical consequence: mechanistically different parameter-and-state combinations can reproduce the same observed data equally well, making a good fit uninformative about which is correct.</w:t>
+      </w:r>
+      <w:r>
+        <w:t xml:space="preserve"> </w:t>
+      </w:r>
+      <w:r>
+        <w:rPr>
+          <w:bCs/>
+          <w:b/>
+        </w:rPr>
+        <w:t xml:space="preserve">Informative data design</w:t>
+      </w:r>
+      <w:r>
+        <w:t xml:space="preserve"> </w:t>
+      </w:r>
+      <w:r>
+        <w:t xml:space="preserve">— deliberately choosing sampling frequency, auxiliary covariates, or interventions to break these ambiguities — is the constructive response.</w:t>
+      </w:r>
+    </w:p>
+    <w:p>
+      <w:pPr>
+        <w:pStyle w:val="BodyText"/>
+      </w:pPr>
+      <w:r>
+        <w:t xml:space="preserve">The central judgment this section insists on, argued fully once in this manuscript:</w:t>
+      </w:r>
+      <w:r>
+        <w:t xml:space="preserve"> </w:t>
+      </w:r>
+      <w:r>
+        <w:rPr>
+          <w:bCs/>
+          <w:b/>
+        </w:rPr>
+        <w:t xml:space="preserve">a model may fit the observations while the target state remains non-identifiable.</w:t>
+      </w:r>
+      <w:r>
+        <w:t xml:space="preserve"> </w:t>
+      </w:r>
+      <w:r>
+        <w:t xml:space="preserve">A narrow posterior credible interval or a low residual error is not, by itself, evidence that identifiability has been achieved — it can result from an informative or overconfident prior, an overly rigid model structure, or simply too little independent information in the data to reveal the ambiguity that is actually present. A Bayesian functional-data framework applied to weekly, sometimes-missing wastewater measurements illustrates the point directly: it reports posterior state estimates addressing missingness explicitly, but no formal observability analysis or synthetic-state recovery test accompanies those estimates, so the posterior’s narrowness should not, by itself, be read as demonstrated observability (Dai et al., 2024).</w:t>
       </w:r>
     </w:p>
     <w:bookmarkEnd w:id="37"/>
-    <w:bookmarkStart w:id="38" w:name="Xed5cabc75a15aebaff8da051b9e919edcad1844"/>
-    <w:p>
-      <w:pPr>
-        <w:pStyle w:val="Heading2"/>
-      </w:pPr>
-      <w:r>
-        <w:t xml:space="preserve">7. Enabling infrastructure and technology readiness</w:t>
+    <w:bookmarkStart w:id="38" w:name="Xe2749c80afa4eb384f50397a21d420ea1017b03"/>
+    <w:p>
+      <w:pPr>
+        <w:pStyle w:val="Heading3"/>
+      </w:pPr>
+      <w:r>
+        <w:t xml:space="preserve">5.3 Validation according to inferential purpose</w:t>
       </w:r>
     </w:p>
     <w:p>
@@ -1397,21 +1570,133 @@
         <w:pStyle w:val="FirstParagraph"/>
       </w:pPr>
       <w:r>
-        <w:rPr>
-          <w:iCs/>
-          <w:i/>
-        </w:rPr>
-        <w:t xml:space="preserve">[Placeholder — not drafted this round. This part will develop sensing, measurement, and modeling infrastructure; process-informed AI and data interoperability; and a technology-readiness framework. Tentative budget: 600 words, to be confirmed in Phase 2B.]</w:t>
+        <w:t xml:space="preserve">“</w:t>
+      </w:r>
+      <w:r>
+        <w:t xml:space="preserve">Validation</w:t>
+      </w:r>
+      <w:r>
+        <w:t xml:space="preserve">”</w:t>
+      </w:r>
+      <w:r>
+        <w:t xml:space="preserve"> </w:t>
+      </w:r>
+      <w:r>
+        <w:t xml:space="preserve">covers at least six distinct exercises in the applied literature, kept separate here.</w:t>
+      </w:r>
+      <w:r>
+        <w:t xml:space="preserve"> </w:t>
+      </w:r>
+      <w:r>
+        <w:rPr>
+          <w:bCs/>
+          <w:b/>
+        </w:rPr>
+        <w:t xml:space="preserve">Internal fit</w:t>
+      </w:r>
+      <w:r>
+        <w:t xml:space="preserve"> </w:t>
+      </w:r>
+      <w:r>
+        <w:t xml:space="preserve">— goodness of fit on the data used to fit the model — is the weakest, trivially inflatable by adding parameters, and establishes only that the model can reproduce what it was shown.</w:t>
+      </w:r>
+      <w:r>
+        <w:t xml:space="preserve"> </w:t>
+      </w:r>
+      <w:r>
+        <w:rPr>
+          <w:bCs/>
+          <w:b/>
+        </w:rPr>
+        <w:t xml:space="preserve">Temporal holdout</w:t>
+      </w:r>
+      <w:r>
+        <w:t xml:space="preserve"> </w:t>
+      </w:r>
+      <w:r>
+        <w:t xml:space="preserve">tests generalization across time at the same site, not across setting.</w:t>
+      </w:r>
+      <w:r>
+        <w:t xml:space="preserve"> </w:t>
+      </w:r>
+      <w:r>
+        <w:rPr>
+          <w:bCs/>
+          <w:b/>
+        </w:rPr>
+        <w:t xml:space="preserve">External site validation</w:t>
+      </w:r>
+      <w:r>
+        <w:t xml:space="preserve"> </w:t>
+      </w:r>
+      <w:r>
+        <w:t xml:space="preserve">— performance at a genuinely different site or population — is the level at which transferability claims are actually tested; a single-site fit, however good, does not establish that a model or threshold transfers elsewhere.</w:t>
+      </w:r>
+      <w:r>
+        <w:t xml:space="preserve"> </w:t>
+      </w:r>
+      <w:r>
+        <w:rPr>
+          <w:bCs/>
+          <w:b/>
+        </w:rPr>
+        <w:t xml:space="preserve">Event-based validation</w:t>
+      </w:r>
+      <w:r>
+        <w:t xml:space="preserve"> </w:t>
+      </w:r>
+      <w:r>
+        <w:t xml:space="preserve">checks performance specifically around known perturbations (a documented outbreak, a rainfall event) rather than only on routine data.</w:t>
+      </w:r>
+      <w:r>
+        <w:t xml:space="preserve"> </w:t>
+      </w:r>
+      <w:r>
+        <w:rPr>
+          <w:bCs/>
+          <w:b/>
+        </w:rPr>
+        <w:t xml:space="preserve">Synthetic-state recovery</w:t>
+      </w:r>
+      <w:r>
+        <w:t xml:space="preserve"> </w:t>
+      </w:r>
+      <w:r>
+        <w:t xml:space="preserve">uses a known, simulated ground truth to test whether a method recovers the true state under controlled conditions — the only level that speaks directly to identifiability and observability rather than only to predictive accuracy.</w:t>
+      </w:r>
+      <w:r>
+        <w:t xml:space="preserve"> </w:t>
+      </w:r>
+      <w:r>
+        <w:rPr>
+          <w:bCs/>
+          <w:b/>
+        </w:rPr>
+        <w:t xml:space="preserve">Decision-value validation</w:t>
+      </w:r>
+      <w:r>
+        <w:t xml:space="preserve"> </w:t>
+      </w:r>
+      <w:r>
+        <w:t xml:space="preserve">asks the furthest-reaching question: whether using the reconstructed signal actually improved a real decision outcome.</w:t>
+      </w:r>
+    </w:p>
+    <w:p>
+      <w:pPr>
+        <w:pStyle w:val="BodyText"/>
+      </w:pPr>
+      <w:r>
+        <w:t xml:space="preserve">Two points recur from the evidence base and are retained here. Predictive performance is not the same evidence as source-state recovery: a machine-learning approach achieving useful short-horizon predictive performance across several sewersheds, evaluated on a genuine train/test split, still contains no individually interpretable parameter and no explicit latent-state representation at all — a legitimate design choice for a forecasting tool, but one that disqualifies it from supporting a mechanistic reconstruction claim (Ai et al., 2022). And the validation level actually reported should match the inferential target claimed, not imply a higher one was met.</w:t>
       </w:r>
     </w:p>
     <w:bookmarkEnd w:id="38"/>
-    <w:bookmarkStart w:id="39" w:name="research-priorities-and-conclusions"/>
-    <w:p>
-      <w:pPr>
-        <w:pStyle w:val="Heading2"/>
-      </w:pPr>
-      <w:r>
-        <w:t xml:space="preserve">8. Research priorities and conclusions</w:t>
+    <w:bookmarkStart w:id="39" w:name="uncertainty-propagation"/>
+    <w:p>
+      <w:pPr>
+        <w:pStyle w:val="Heading3"/>
+      </w:pPr>
+      <w:r>
+        <w:t xml:space="preserve">5.4 Uncertainty propagation</w:t>
       </w:r>
     </w:p>
     <w:p>
@@ -1419,13 +1704,806 @@
         <w:pStyle w:val="FirstParagraph"/>
       </w:pPr>
       <w:r>
-        <w:rPr>
-          <w:iCs/>
-          <w:i/>
-        </w:rPr>
-        <w:t xml:space="preserve">[Placeholder — not drafted this round. Research priorities capped at 5–7 independently testable tasks; Conclusions capped at 300–400 words. Neither expands into an independent chapter. Budget: 700 words (unchanged from Phase 1).]</w:t>
-      </w:r>
-    </w:p>
+        <w:t xml:space="preserve">Uncertainty in a reconstructed quantity is properly a full distribution over the target conditional on every uncertain input and the chosen model structure, not a point estimate with an appended error bar. Propagating it requires accounting for several distinct sources together, not one at a time:</w:t>
+      </w:r>
+      <w:r>
+        <w:t xml:space="preserve"> </w:t>
+      </w:r>
+      <w:r>
+        <w:rPr>
+          <w:bCs/>
+          <w:b/>
+        </w:rPr>
+        <w:t xml:space="preserve">input uncertainty</w:t>
+      </w:r>
+      <w:r>
+        <w:t xml:space="preserve"> </w:t>
+      </w:r>
+      <w:r>
+        <w:t xml:space="preserve">in every measured or assumed parameter;</w:t>
+      </w:r>
+      <w:r>
+        <w:t xml:space="preserve"> </w:t>
+      </w:r>
+      <w:r>
+        <w:rPr>
+          <w:bCs/>
+          <w:b/>
+        </w:rPr>
+        <w:t xml:space="preserve">correlated parameters</w:t>
+      </w:r>
+      <w:r>
+        <w:t xml:space="preserve">, since inputs sharing an upstream driver do not behave as independent error sources, and treating them as if they were produces a systematically, not just imprecisely, wrong interval;</w:t>
+      </w:r>
+      <w:r>
+        <w:t xml:space="preserve"> </w:t>
+      </w:r>
+      <w:r>
+        <w:rPr>
+          <w:bCs/>
+          <w:b/>
+        </w:rPr>
+        <w:t xml:space="preserve">ratio uncertainty</w:t>
+      </w:r>
+      <w:r>
+        <w:t xml:space="preserve">, which grows disproportionately as a normalizing denominator approaches its detection limit;</w:t>
+      </w:r>
+      <w:r>
+        <w:t xml:space="preserve"> </w:t>
+      </w:r>
+      <w:r>
+        <w:rPr>
+          <w:bCs/>
+          <w:b/>
+        </w:rPr>
+        <w:t xml:space="preserve">censoring and limits of detection</w:t>
+      </w:r>
+      <w:r>
+        <w:t xml:space="preserve">, requiring an explicit censored-data treatment rather than a zero or half-detection-limit substitution;</w:t>
+      </w:r>
+      <w:r>
+        <w:t xml:space="preserve"> </w:t>
+      </w:r>
+      <w:r>
+        <w:rPr>
+          <w:bCs/>
+          <w:b/>
+        </w:rPr>
+        <w:t xml:space="preserve">temporal dependence</w:t>
+      </w:r>
+      <w:r>
+        <w:t xml:space="preserve">, since consecutive samples are rarely independent draws;</w:t>
+      </w:r>
+      <w:r>
+        <w:t xml:space="preserve"> </w:t>
+      </w:r>
+      <w:r>
+        <w:rPr>
+          <w:bCs/>
+          <w:b/>
+        </w:rPr>
+        <w:t xml:space="preserve">model structural uncertainty</w:t>
+      </w:r>
+      <w:r>
+        <w:t xml:space="preserve">, concerning whether the chosen model form is correct at all, which no amount of within-model simulation addresses; and</w:t>
+      </w:r>
+      <w:r>
+        <w:t xml:space="preserve"> </w:t>
+      </w:r>
+      <w:r>
+        <w:rPr>
+          <w:bCs/>
+          <w:b/>
+        </w:rPr>
+        <w:t xml:space="preserve">scenario uncertainty</w:t>
+      </w:r>
+      <w:r>
+        <w:t xml:space="preserve">, concerning which of several discrete external conditions actually applies.</w:t>
+      </w:r>
+    </w:p>
+    <w:p>
+      <w:pPr>
+        <w:pStyle w:val="BodyText"/>
+      </w:pPr>
+      <w:r>
+        <w:t xml:space="preserve">Three families of propagation method are available, distinguished here by what problem each solves. The</w:t>
+      </w:r>
+      <w:r>
+        <w:t xml:space="preserve"> </w:t>
+      </w:r>
+      <w:r>
+        <w:rPr>
+          <w:bCs/>
+          <w:b/>
+        </w:rPr>
+        <w:t xml:space="preserve">delta method</w:t>
+      </w:r>
+      <w:r>
+        <w:t xml:space="preserve"> </w:t>
+      </w:r>
+      <w:r>
+        <w:t xml:space="preserve">provides a fast, closed-form approximation valid only when the underlying function is close to linear and errors are small and roughly symmetric.</w:t>
+      </w:r>
+      <w:r>
+        <w:t xml:space="preserve"> </w:t>
+      </w:r>
+      <w:r>
+        <w:rPr>
+          <w:bCs/>
+          <w:b/>
+        </w:rPr>
+        <w:t xml:space="preserve">Monte Carlo simulation</w:t>
+      </w:r>
+      <w:r>
+        <w:t xml:space="preserve"> </w:t>
+      </w:r>
+      <w:r>
+        <w:t xml:space="preserve">handles nonlinear functions and asymmetric distributions by resampling, provided input distributions and their correlation structure are specified rather than assumed independent by default — a formal Bayesian consumption-estimation framework represents excretion-fraction uncertainty as an explicit prior distribution and propagates it through Markov chain Monte Carlo, rather than treating it as a fixed value (Jones et al., 2014).</w:t>
+      </w:r>
+      <w:r>
+        <w:t xml:space="preserve"> </w:t>
+      </w:r>
+      <w:r>
+        <w:rPr>
+          <w:bCs/>
+          <w:b/>
+        </w:rPr>
+        <w:t xml:space="preserve">Bayesian and ensemble approaches</w:t>
+      </w:r>
+      <w:r>
+        <w:t xml:space="preserve"> </w:t>
+      </w:r>
+      <w:r>
+        <w:t xml:space="preserve">additionally address structural uncertainty, by comparing across candidate model structures rather than characterizing sensitivity within one fixed structure. None of the three, run alone, discharges every uncertainty source above simultaneously.</w:t>
+      </w:r>
+    </w:p>
+    <w:bookmarkEnd w:id="39"/>
+    <w:bookmarkStart w:id="40" w:name="X09359c255bb03177355ea5b30bbb7dbd6316faf"/>
+    <w:p>
+      <w:pPr>
+        <w:pStyle w:val="Heading3"/>
+      </w:pPr>
+      <w:r>
+        <w:t xml:space="preserve">5.5 From uncertainty intervals to defensible inference</w:t>
+      </w:r>
+    </w:p>
+    <w:p>
+      <w:pPr>
+        <w:pStyle w:val="FirstParagraph"/>
+      </w:pPr>
+      <w:r>
+        <w:t xml:space="preserve">A reported interval is itself a claim requiring its own check, not a self-certifying output.</w:t>
+      </w:r>
+      <w:r>
+        <w:t xml:space="preserve"> </w:t>
+      </w:r>
+      <w:r>
+        <w:rPr>
+          <w:bCs/>
+          <w:b/>
+        </w:rPr>
+        <w:t xml:space="preserve">Calibrated coverage</w:t>
+      </w:r>
+      <w:r>
+        <w:t xml:space="preserve"> </w:t>
+      </w:r>
+      <w:r>
+        <w:t xml:space="preserve">— whether the true value falls within a reported interval the claimed percentage of the time under repeated application — directly tests whether an interval means what it claims, and is rarely reported in the applied literature surveyed here.</w:t>
+      </w:r>
+      <w:r>
+        <w:t xml:space="preserve"> </w:t>
+      </w:r>
+      <w:r>
+        <w:rPr>
+          <w:bCs/>
+          <w:b/>
+        </w:rPr>
+        <w:t xml:space="preserve">Sensitivity analysis</w:t>
+      </w:r>
+      <w:r>
+        <w:t xml:space="preserve"> </w:t>
+      </w:r>
+      <w:r>
+        <w:t xml:space="preserve">identifies which inputs actually drive output uncertainty, a different question from which inputs the output is most mathematically sensitive to: a highly sensitive but precisely known input can contribute little to total uncertainty, while an insensitive but poorly known one can dominate it.</w:t>
+      </w:r>
+      <w:r>
+        <w:t xml:space="preserve"> </w:t>
+      </w:r>
+      <w:r>
+        <w:rPr>
+          <w:bCs/>
+          <w:b/>
+        </w:rPr>
+        <w:t xml:space="preserve">Value of information</w:t>
+      </w:r>
+      <w:r>
+        <w:t xml:space="preserve"> </w:t>
+      </w:r>
+      <w:r>
+        <w:t xml:space="preserve">analysis asks which additional measurement would most reduce decision-relevant uncertainty, directing scarce monitoring investment accordingly.</w:t>
+      </w:r>
+      <w:r>
+        <w:t xml:space="preserve"> </w:t>
+      </w:r>
+      <w:r>
+        <w:rPr>
+          <w:bCs/>
+          <w:b/>
+        </w:rPr>
+        <w:t xml:space="preserve">Uncertainty communication</w:t>
+      </w:r>
+      <w:r>
+        <w:t xml:space="preserve"> </w:t>
+      </w:r>
+      <w:r>
+        <w:t xml:space="preserve">— translating a propagated interval into a decision-relevant probability rather than a bare error bar — is what connects this section to public-health use.</w:t>
+      </w:r>
+      <w:r>
+        <w:t xml:space="preserve"> </w:t>
+      </w:r>
+      <w:r>
+        <w:rPr>
+          <w:bCs/>
+          <w:b/>
+        </w:rPr>
+        <w:t xml:space="preserve">Decision thresholds</w:t>
+      </w:r>
+      <w:r>
+        <w:t xml:space="preserve"> </w:t>
+      </w:r>
+      <w:r>
+        <w:t xml:space="preserve">should be set from the asymmetric costs of false alarms against missed detections, not a statistical convention chosen independent of consequence. Finally, some uncertainty is genuinely irreducible given current monitoring design, and the correct response is disclosing a wide interval or a qualitative trend statement rather than reporting false precision. This translation step — from a scientifically honest uncertainty distribution to a statement a decision-maker can actually use — is the hinge this review turns on next.</w:t>
+      </w:r>
+    </w:p>
+    <w:p>
+      <w:pPr>
+        <w:pStyle w:val="BodyText"/>
+      </w:pPr>
+      <w:r>
+        <w:rPr>
+          <w:bCs/>
+          <w:b/>
+        </w:rPr>
+        <w:t xml:space="preserve">Table 3. Model family, identifiability requirement, dominant uncertainty and minimum validation</w:t>
+      </w:r>
+    </w:p>
+    <w:tbl>
+      <w:tblPr>
+        <w:tblStyle w:val="Table"/>
+        <w:tblW w:type="pct" w:w="5000"/>
+        <w:tblLook w:firstRow="1" w:lastRow="0" w:firstColumn="0" w:lastColumn="0" w:noHBand="0" w:noVBand="0" w:val="0020"/>
+        <w:jc w:val="start"/>
+      </w:tblPr>
+      <w:tblGrid>
+        <w:gridCol w:w="1320"/>
+        <w:gridCol w:w="1320"/>
+        <w:gridCol w:w="1320"/>
+        <w:gridCol w:w="1320"/>
+        <w:gridCol w:w="1320"/>
+        <w:gridCol w:w="1320"/>
+      </w:tblGrid>
+      <w:tr>
+        <w:trPr>
+          <w:tblHeader w:val="true"/>
+        </w:trPr>
+        <w:tc>
+          <w:tcPr/>
+          <w:p>
+            <w:pPr>
+              <w:pStyle w:val="Compact"/>
+              <w:jc w:val="left"/>
+            </w:pPr>
+            <w:r>
+              <w:t xml:space="preserve">Model family</w:t>
+            </w:r>
+          </w:p>
+        </w:tc>
+        <w:tc>
+          <w:tcPr/>
+          <w:p>
+            <w:pPr>
+              <w:pStyle w:val="Compact"/>
+              <w:jc w:val="left"/>
+            </w:pPr>
+            <w:r>
+              <w:t xml:space="preserve">Inferential target</w:t>
+            </w:r>
+          </w:p>
+        </w:tc>
+        <w:tc>
+          <w:tcPr/>
+          <w:p>
+            <w:pPr>
+              <w:pStyle w:val="Compact"/>
+              <w:jc w:val="left"/>
+            </w:pPr>
+            <w:r>
+              <w:t xml:space="preserve">Principal identifiability requirement</w:t>
+            </w:r>
+          </w:p>
+        </w:tc>
+        <w:tc>
+          <w:tcPr/>
+          <w:p>
+            <w:pPr>
+              <w:pStyle w:val="Compact"/>
+              <w:jc w:val="left"/>
+            </w:pPr>
+            <w:r>
+              <w:t xml:space="preserve">Dominant uncertainty</w:t>
+            </w:r>
+          </w:p>
+        </w:tc>
+        <w:tc>
+          <w:tcPr/>
+          <w:p>
+            <w:pPr>
+              <w:pStyle w:val="Compact"/>
+              <w:jc w:val="left"/>
+            </w:pPr>
+            <w:r>
+              <w:t xml:space="preserve">Minimum validation</w:t>
+            </w:r>
+          </w:p>
+        </w:tc>
+        <w:tc>
+          <w:tcPr/>
+          <w:p>
+            <w:pPr>
+              <w:pStyle w:val="Compact"/>
+              <w:jc w:val="left"/>
+            </w:pPr>
+            <w:r>
+              <w:t xml:space="preserve">Principal failure mode</w:t>
+            </w:r>
+          </w:p>
+        </w:tc>
+      </w:tr>
+      <w:tr>
+        <w:tc>
+          <w:tcPr/>
+          <w:p>
+            <w:pPr>
+              <w:pStyle w:val="Compact"/>
+              <w:jc w:val="left"/>
+            </w:pPr>
+            <w:r>
+              <w:t xml:space="preserve">Direct mass balance</w:t>
+            </w:r>
+          </w:p>
+        </w:tc>
+        <w:tc>
+          <w:tcPr/>
+          <w:p>
+            <w:pPr>
+              <w:pStyle w:val="Compact"/>
+              <w:jc w:val="left"/>
+            </w:pPr>
+            <w:r>
+              <w:t xml:space="preserve">Absolute load/consumption</w:t>
+            </w:r>
+          </w:p>
+        </w:tc>
+        <w:tc>
+          <w:tcPr/>
+          <w:p>
+            <w:pPr>
+              <w:pStyle w:val="Compact"/>
+              <w:jc w:val="left"/>
+            </w:pPr>
+            <w:r>
+              <w:t xml:space="preserve">Correction-factor components separably justified, not fixed by assumption</w:t>
+            </w:r>
+          </w:p>
+        </w:tc>
+        <w:tc>
+          <w:tcPr/>
+          <w:p>
+            <w:pPr>
+              <w:pStyle w:val="Compact"/>
+              <w:jc w:val="left"/>
+            </w:pPr>
+            <w:r>
+              <w:t xml:space="preserve">Correction-factor (excretion/pharmacokinetic) uncertainty</w:t>
+            </w:r>
+          </w:p>
+        </w:tc>
+        <w:tc>
+          <w:tcPr/>
+          <w:p>
+            <w:pPr>
+              <w:pStyle w:val="Compact"/>
+              <w:jc w:val="left"/>
+            </w:pPr>
+            <w:r>
+              <w:t xml:space="preserve">Mechanistic consistency check against independent data</w:t>
+            </w:r>
+          </w:p>
+        </w:tc>
+        <w:tc>
+          <w:tcPr/>
+          <w:p>
+            <w:pPr>
+              <w:pStyle w:val="Compact"/>
+              <w:jc w:val="left"/>
+            </w:pPr>
+            <w:r>
+              <w:t xml:space="preserve">Confident wrong estimate under a population-mismatched correction factor</w:t>
+            </w:r>
+          </w:p>
+        </w:tc>
+      </w:tr>
+      <w:tr>
+        <w:tc>
+          <w:tcPr/>
+          <w:p>
+            <w:pPr>
+              <w:pStyle w:val="Compact"/>
+              <w:jc w:val="left"/>
+            </w:pPr>
+            <w:r>
+              <w:t xml:space="preserve">Empirical regression</w:t>
+            </w:r>
+          </w:p>
+        </w:tc>
+        <w:tc>
+          <w:tcPr/>
+          <w:p>
+            <w:pPr>
+              <w:pStyle w:val="Compact"/>
+              <w:jc w:val="left"/>
+            </w:pPr>
+            <w:r>
+              <w:t xml:space="preserve">Trend, relative change</w:t>
+            </w:r>
+          </w:p>
+        </w:tc>
+        <w:tc>
+          <w:tcPr/>
+          <w:p>
+            <w:pPr>
+              <w:pStyle w:val="Compact"/>
+              <w:jc w:val="left"/>
+            </w:pPr>
+            <w:r>
+              <w:t xml:space="preserve">Not applicable (no mechanistic parameters)</w:t>
+            </w:r>
+          </w:p>
+        </w:tc>
+        <w:tc>
+          <w:tcPr/>
+          <w:p>
+            <w:pPr>
+              <w:pStyle w:val="Compact"/>
+              <w:jc w:val="left"/>
+            </w:pPr>
+            <w:r>
+              <w:t xml:space="preserve">Reference-data uncertainty</w:t>
+            </w:r>
+          </w:p>
+        </w:tc>
+        <w:tc>
+          <w:tcPr/>
+          <w:p>
+            <w:pPr>
+              <w:pStyle w:val="Compact"/>
+              <w:jc w:val="left"/>
+            </w:pPr>
+            <w:r>
+              <w:t xml:space="preserve">External site or temporal holdout</w:t>
+            </w:r>
+          </w:p>
+        </w:tc>
+        <w:tc>
+          <w:tcPr/>
+          <w:p>
+            <w:pPr>
+              <w:pStyle w:val="Compact"/>
+              <w:jc w:val="left"/>
+            </w:pPr>
+            <w:r>
+              <w:t xml:space="preserve">Overfitting to one site/period, no transfer</w:t>
+            </w:r>
+          </w:p>
+        </w:tc>
+      </w:tr>
+      <w:tr>
+        <w:tc>
+          <w:tcPr/>
+          <w:p>
+            <w:pPr>
+              <w:pStyle w:val="Compact"/>
+              <w:jc w:val="left"/>
+            </w:pPr>
+            <w:r>
+              <w:t xml:space="preserve">Convolution/deconvolution</w:t>
+            </w:r>
+          </w:p>
+        </w:tc>
+        <w:tc>
+          <w:tcPr/>
+          <w:p>
+            <w:pPr>
+              <w:pStyle w:val="Compact"/>
+              <w:jc w:val="left"/>
+            </w:pPr>
+            <w:r>
+              <w:t xml:space="preserve">Relative change, incidence</w:t>
+            </w:r>
+          </w:p>
+        </w:tc>
+        <w:tc>
+          <w:tcPr/>
+          <w:p>
+            <w:pPr>
+              <w:pStyle w:val="Compact"/>
+              <w:jc w:val="left"/>
+            </w:pPr>
+            <w:r>
+              <w:t xml:space="preserve">Kernel and state jointly (not separably) estimable without external grounding</w:t>
+            </w:r>
+          </w:p>
+        </w:tc>
+        <w:tc>
+          <w:tcPr/>
+          <w:p>
+            <w:pPr>
+              <w:pStyle w:val="Compact"/>
+              <w:jc w:val="left"/>
+            </w:pPr>
+            <w:r>
+              <w:t xml:space="preserve">Kernel/state equifinality</w:t>
+            </w:r>
+          </w:p>
+        </w:tc>
+        <w:tc>
+          <w:tcPr/>
+          <w:p>
+            <w:pPr>
+              <w:pStyle w:val="Compact"/>
+              <w:jc w:val="left"/>
+            </w:pPr>
+            <w:r>
+              <w:t xml:space="preserve">Synthetic-state recovery or externally grounded kernel</w:t>
+            </w:r>
+          </w:p>
+        </w:tc>
+        <w:tc>
+          <w:tcPr/>
+          <w:p>
+            <w:pPr>
+              <w:pStyle w:val="Compact"/>
+              <w:jc w:val="left"/>
+            </w:pPr>
+            <w:r>
+              <w:t xml:space="preserve">Kernel-state trade-off masked as one precise fit</w:t>
+            </w:r>
+          </w:p>
+        </w:tc>
+      </w:tr>
+      <w:tr>
+        <w:tc>
+          <w:tcPr/>
+          <w:p>
+            <w:pPr>
+              <w:pStyle w:val="Compact"/>
+              <w:jc w:val="left"/>
+            </w:pPr>
+            <w:r>
+              <w:t xml:space="preserve">Mechanistic transport-decay</w:t>
+            </w:r>
+          </w:p>
+        </w:tc>
+        <w:tc>
+          <w:tcPr/>
+          <w:p>
+            <w:pPr>
+              <w:pStyle w:val="Compact"/>
+              <w:jc w:val="left"/>
+            </w:pPr>
+            <w:r>
+              <w:t xml:space="preserve">Absolute load</w:t>
+            </w:r>
+          </w:p>
+        </w:tc>
+        <w:tc>
+          <w:tcPr/>
+          <w:p>
+            <w:pPr>
+              <w:pStyle w:val="Compact"/>
+              <w:jc w:val="left"/>
+            </w:pPr>
+            <w:r>
+              <w:t xml:space="preserve">Structural adequacy of the process representation</w:t>
+            </w:r>
+          </w:p>
+        </w:tc>
+        <w:tc>
+          <w:tcPr/>
+          <w:p>
+            <w:pPr>
+              <w:pStyle w:val="Compact"/>
+              <w:jc w:val="left"/>
+            </w:pPr>
+            <w:r>
+              <w:t xml:space="preserve">Structural/model-form uncertainty</w:t>
+            </w:r>
+          </w:p>
+        </w:tc>
+        <w:tc>
+          <w:tcPr/>
+          <w:p>
+            <w:pPr>
+              <w:pStyle w:val="Compact"/>
+              <w:jc w:val="left"/>
+            </w:pPr>
+            <w:r>
+              <w:t xml:space="preserve">Event-based validation</w:t>
+            </w:r>
+          </w:p>
+        </w:tc>
+        <w:tc>
+          <w:tcPr/>
+          <w:p>
+            <w:pPr>
+              <w:pStyle w:val="Compact"/>
+              <w:jc w:val="left"/>
+            </w:pPr>
+            <w:r>
+              <w:t xml:space="preserve">Confidently wrong output under an unmodeled process</w:t>
+            </w:r>
+          </w:p>
+        </w:tc>
+      </w:tr>
+      <w:tr>
+        <w:tc>
+          <w:tcPr/>
+          <w:p>
+            <w:pPr>
+              <w:pStyle w:val="Compact"/>
+              <w:jc w:val="left"/>
+            </w:pPr>
+            <w:r>
+              <w:t xml:space="preserve">Bayesian/state-space</w:t>
+            </w:r>
+          </w:p>
+        </w:tc>
+        <w:tc>
+          <w:tcPr/>
+          <w:p>
+            <w:pPr>
+              <w:pStyle w:val="Compact"/>
+              <w:jc w:val="left"/>
+            </w:pPr>
+            <w:r>
+              <w:t xml:space="preserve">Prevalence, incidence</w:t>
+            </w:r>
+          </w:p>
+        </w:tc>
+        <w:tc>
+          <w:tcPr/>
+          <w:p>
+            <w:pPr>
+              <w:pStyle w:val="Compact"/>
+              <w:jc w:val="left"/>
+            </w:pPr>
+            <w:r>
+              <w:t xml:space="preserve">Practical identifiability under the chosen prior</w:t>
+            </w:r>
+          </w:p>
+        </w:tc>
+        <w:tc>
+          <w:tcPr/>
+          <w:p>
+            <w:pPr>
+              <w:pStyle w:val="Compact"/>
+              <w:jc w:val="left"/>
+            </w:pPr>
+            <w:r>
+              <w:t xml:space="preserve">Narrow-posterior-as-false-certainty risk</w:t>
+            </w:r>
+          </w:p>
+        </w:tc>
+        <w:tc>
+          <w:tcPr/>
+          <w:p>
+            <w:pPr>
+              <w:pStyle w:val="Compact"/>
+              <w:jc w:val="left"/>
+            </w:pPr>
+            <w:r>
+              <w:t xml:space="preserve">Posterior predictive check, prior sensitivity analysis</w:t>
+            </w:r>
+          </w:p>
+        </w:tc>
+        <w:tc>
+          <w:tcPr/>
+          <w:p>
+            <w:pPr>
+              <w:pStyle w:val="Compact"/>
+              <w:jc w:val="left"/>
+            </w:pPr>
+            <w:r>
+              <w:t xml:space="preserve">Overconfident interval from an informative prior</w:t>
+            </w:r>
+          </w:p>
+        </w:tc>
+      </w:tr>
+      <w:tr>
+        <w:tc>
+          <w:tcPr/>
+          <w:p>
+            <w:pPr>
+              <w:pStyle w:val="Compact"/>
+              <w:jc w:val="left"/>
+            </w:pPr>
+            <w:r>
+              <w:t xml:space="preserve">Hybrid process-informed</w:t>
+            </w:r>
+          </w:p>
+        </w:tc>
+        <w:tc>
+          <w:tcPr/>
+          <w:p>
+            <w:pPr>
+              <w:pStyle w:val="Compact"/>
+              <w:jc w:val="left"/>
+            </w:pPr>
+            <w:r>
+              <w:t xml:space="preserve">Absolute load, prevalence</w:t>
+            </w:r>
+          </w:p>
+        </w:tc>
+        <w:tc>
+          <w:tcPr/>
+          <w:p>
+            <w:pPr>
+              <w:pStyle w:val="Compact"/>
+              <w:jc w:val="left"/>
+            </w:pPr>
+            <w:r>
+              <w:t xml:space="preserve">Cross-site generalization of the learned component</w:t>
+            </w:r>
+          </w:p>
+        </w:tc>
+        <w:tc>
+          <w:tcPr/>
+          <w:p>
+            <w:pPr>
+              <w:pStyle w:val="Compact"/>
+              <w:jc w:val="left"/>
+            </w:pPr>
+            <w:r>
+              <w:t xml:space="preserve">Temporal leakage; structural uncertainty of the learned part</w:t>
+            </w:r>
+          </w:p>
+        </w:tc>
+        <w:tc>
+          <w:tcPr/>
+          <w:p>
+            <w:pPr>
+              <w:pStyle w:val="Compact"/>
+              <w:jc w:val="left"/>
+            </w:pPr>
+            <w:r>
+              <w:t xml:space="preserve">External site and decision-value validation</w:t>
+            </w:r>
+          </w:p>
+        </w:tc>
+        <w:tc>
+          <w:tcPr/>
+          <w:p>
+            <w:pPr>
+              <w:pStyle w:val="Compact"/>
+              <w:jc w:val="left"/>
+            </w:pPr>
+            <w:r>
+              <w:t xml:space="preserve">Inflated apparent skill from temporal leakage</w:t>
+            </w:r>
+          </w:p>
+        </w:tc>
+      </w:tr>
+    </w:tbl>
     <w:p>
       <w:r>
         <w:pict>
@@ -1433,50 +2511,509 @@
         </w:pict>
       </w:r>
     </w:p>
-    <w:bookmarkEnd w:id="39"/>
-    <w:bookmarkStart w:id="40" w:name="note-on-this-files-status"/>
-    <w:p>
-      <w:pPr>
-        <w:pStyle w:val="Heading2"/>
-      </w:pPr>
-      <w:r>
-        <w:t xml:space="preserve">Note on this file’s status</w:t>
-      </w:r>
-    </w:p>
-    <w:p>
-      <w:pPr>
-        <w:pStyle w:val="FirstParagraph"/>
-      </w:pPr>
-      <w:r>
-        <w:t xml:space="preserve">This condensed draft is a Phase 2A working document, not a submission-ready manuscript. Abstract, Highlights, Conclusions, and a Graphical Abstract are deliberately not produced this round (per this round’s explicit instruction that these be written only once all eight parts are stable). Word counts, source traceability, and evidentiary status for every paragraph above are recorded in</w:t>
-      </w:r>
-      <w:r>
-        <w:t xml:space="preserve"> </w:t>
-      </w:r>
-      <w:r>
-        <w:rPr>
-          <w:rStyle w:val="VerbatimChar"/>
-        </w:rPr>
-        <w:t xml:space="preserve">WBE_Review_Condensed_Claim_Map.csv</w:t>
-      </w:r>
-      <w:r>
-        <w:t xml:space="preserve">; per-part compression accounting is recorded in</w:t>
-      </w:r>
-      <w:r>
-        <w:t xml:space="preserve"> </w:t>
-      </w:r>
-      <w:r>
-        <w:rPr>
-          <w:rStyle w:val="VerbatimChar"/>
-        </w:rPr>
-        <w:t xml:space="preserve">WBE_Review_Compression_Log.md</w:t>
-      </w:r>
-      <w:r>
-        <w:t xml:space="preserve">.</w:t>
-      </w:r>
-    </w:p>
     <w:bookmarkEnd w:id="40"/>
     <w:bookmarkEnd w:id="41"/>
+    <w:bookmarkStart w:id="45" w:name="Xf5ec0f7f2b19d17ce0c7114e951dc53c8af8932"/>
+    <w:p>
+      <w:pPr>
+        <w:pStyle w:val="Heading2"/>
+      </w:pPr>
+      <w:r>
+        <w:t xml:space="preserve">6. From wastewater signals to public-health action</w:t>
+      </w:r>
+    </w:p>
+    <w:bookmarkStart w:id="42" w:name="Xf52d25ceb24c44b09fba071989f7546cd60749e"/>
+    <w:p>
+      <w:pPr>
+        <w:pStyle w:val="Heading3"/>
+      </w:pPr>
+      <w:r>
+        <w:t xml:space="preserve">6.1 Surveillance objectives and decision thresholds</w:t>
+      </w:r>
+    </w:p>
+    <w:p>
+      <w:pPr>
+        <w:pStyle w:val="FirstParagraph"/>
+      </w:pPr>
+      <w:r>
+        <w:t xml:space="preserve">Trend monitoring, anomaly detection, and absolute-magnitude estimation are three distinct surveillance objectives, each tolerating a different uncertainty structure and requiring a different threshold-design logic; a program should name which objective a given signal serves before setting a threshold, not after — anomaly detection in particular is a formal statistical-process-control problem, and a detection rule tuned on a symmetric-noise assumption misbehaves against the right-skewed, detection-limit-censored data this evidence base repeatedly documents as the norm (Assoum et al., 2023). A detection threshold should be set from the asymmetric costs of a false alarm against a missed detection (§5.5), not an arbitrary statistical convention. A sensitivity/specificity pair calibrated at one site is a property of that joint system — signal, noise structure, and threshold together — not a universal property of</w:t>
+      </w:r>
+      <w:r>
+        <w:t xml:space="preserve"> </w:t>
+      </w:r>
+      <w:r>
+        <w:t xml:space="preserve">“</w:t>
+      </w:r>
+      <w:r>
+        <w:t xml:space="preserve">wastewater-based detection</w:t>
+      </w:r>
+      <w:r>
+        <w:t xml:space="preserve">”</w:t>
+      </w:r>
+      <w:r>
+        <w:t xml:space="preserve">: an event-detection framework evaluated across 281 U.S. counties reports a substantial sensitivity advantage over a clinical-data baseline (Link, Garrido, et al., 2026), but that figure characterizes one model fit to one evidence base, not a transferable property, and</w:t>
+      </w:r>
+      <w:r>
+        <w:t xml:space="preserve"> </w:t>
+      </w:r>
+      <w:r>
+        <w:rPr>
+          <w:bCs/>
+          <w:b/>
+        </w:rPr>
+        <w:t xml:space="preserve">threshold transportability across populations and sewersheds cannot be assumed and must be re-validated in each new deployment context.</w:t>
+      </w:r>
+    </w:p>
+    <w:bookmarkEnd w:id="42"/>
+    <w:bookmarkStart w:id="43" w:name="multi-source-interpretation"/>
+    <w:p>
+      <w:pPr>
+        <w:pStyle w:val="Heading3"/>
+      </w:pPr>
+      <w:r>
+        <w:t xml:space="preserve">6.2 Multi-source interpretation</w:t>
+      </w:r>
+    </w:p>
+    <w:p>
+      <w:pPr>
+        <w:pStyle w:val="FirstParagraph"/>
+      </w:pPr>
+      <w:r>
+        <w:t xml:space="preserve">No surveillance system treats a single stream as sufficient. Clinical case and testing data, hospital admissions and pharmacy sales, mobility data, weather, and demographic context each contribute a distinct, partially independent proxy for the same underlying process, and none is a ground truth against which wastewater should be one-sidedly validated — each carries its own bias and lag. A four-system integration of hospital, wastewater, meteorological, and internet-search data into one shared time series found a substantial subset of the fused variables correlating significantly with clinical case counts (Zhang et al., 2025), illustrating that fusion can outperform any single stream — but</w:t>
+      </w:r>
+      <w:r>
+        <w:t xml:space="preserve"> </w:t>
+      </w:r>
+      <w:r>
+        <w:rPr>
+          <w:bCs/>
+          <w:b/>
+        </w:rPr>
+        <w:t xml:space="preserve">fusing these streams does not automatically remove shared confounding, differential time lag, or selection bias</w:t>
+      </w:r>
+      <w:r>
+        <w:t xml:space="preserve">: a shared external driver (a policy change, a media event) can move several streams together for reasons unrelated to the true signal, producing the appearance of multi-source corroboration where none exists, and streams that lead or lag each other by an uncertain, setting-dependent interval will be systematically misaligned by any fusion approach that assumes a single fixed lag. Weather deserves particular care in this respect: it is not merely another corroborating stream but, per Part 3, a direct confounder of the wastewater signal itself, so a fusion pipeline that treats a rainfall-driven dip as independent</w:t>
+      </w:r>
+      <w:r>
+        <w:t xml:space="preserve"> </w:t>
+      </w:r>
+      <w:r>
+        <w:t xml:space="preserve">“</w:t>
+      </w:r>
+      <w:r>
+        <w:t xml:space="preserve">corroborating</w:t>
+      </w:r>
+      <w:r>
+        <w:t xml:space="preserve">”</w:t>
+      </w:r>
+      <w:r>
+        <w:t xml:space="preserve"> </w:t>
+      </w:r>
+      <w:r>
+        <w:t xml:space="preserve">evidence rather than as amplitude distortion needing correction risks double-counting the same event twice.</w:t>
+      </w:r>
+    </w:p>
+    <w:bookmarkEnd w:id="43"/>
+    <w:bookmarkStart w:id="44" w:name="actionability-limits-and-ethics"/>
+    <w:p>
+      <w:pPr>
+        <w:pStyle w:val="Heading3"/>
+      </w:pPr>
+      <w:r>
+        <w:t xml:space="preserve">6.3 Actionability, limits and ethics</w:t>
+      </w:r>
+    </w:p>
+    <w:p>
+      <w:pPr>
+        <w:pStyle w:val="FirstParagraph"/>
+      </w:pPr>
+      <w:r>
+        <w:t xml:space="preserve">A signal can be scientifically valid and still not be actionable. Four conditions govern the gap: the uncertainty has been translated into decision-relevant terms, not left as a bare point estimate; a named institutional actor and response protocol exists to receive the signal; the detection-to-action interval is shorter than the timescale over which the underlying condition changes; and the alert has been validated against the cost structure of its specific deployment, not borrowed unmodified from elsewhere.</w:t>
+      </w:r>
+    </w:p>
+    <w:p>
+      <w:pPr>
+        <w:pStyle w:val="BodyText"/>
+      </w:pPr>
+      <w:r>
+        <w:t xml:space="preserve">Wastewater surveillance cannot, by construction, provide an individual diagnosis or an individual care decision — it is a population-level, aggregated signal, and that aggregation is the same property that makes its no-consent advantage possible. That advantage is unevenly available: non-sewered populations are structurally, not merely incidentally, invisible to this method, and a national assessment finds sewer connectivity systematically, not randomly, associated with specific demographic and geographic factors (Yu et al., 2024). As spatial resolution narrows toward a single building, three distinct problems emerge that need different mitigations, not one undifferentiated</w:t>
+      </w:r>
+      <w:r>
+        <w:t xml:space="preserve"> </w:t>
+      </w:r>
+      <w:r>
+        <w:t xml:space="preserve">“</w:t>
+      </w:r>
+      <w:r>
+        <w:t xml:space="preserve">privacy</w:t>
+      </w:r>
+      <w:r>
+        <w:t xml:space="preserve">”</w:t>
+      </w:r>
+      <w:r>
+        <w:t xml:space="preserve"> </w:t>
+      </w:r>
+      <w:r>
+        <w:t xml:space="preserve">response: individual</w:t>
+      </w:r>
+      <w:r>
+        <w:t xml:space="preserve"> </w:t>
+      </w:r>
+      <w:r>
+        <w:rPr>
+          <w:bCs/>
+          <w:b/>
+        </w:rPr>
+        <w:t xml:space="preserve">re-identification risk</w:t>
+      </w:r>
+      <w:r>
+        <w:t xml:space="preserve"> </w:t>
+      </w:r>
+      <w:r>
+        <w:t xml:space="preserve">— a documented instance exists of a wastewater detection being traced upstream to a specific residence (Moallef et al., 2025) —</w:t>
+      </w:r>
+      <w:r>
+        <w:t xml:space="preserve"> </w:t>
+      </w:r>
+      <w:r>
+        <w:rPr>
+          <w:bCs/>
+          <w:b/>
+        </w:rPr>
+        <w:t xml:space="preserve">group-level stigmatization</w:t>
+      </w:r>
+      <w:r>
+        <w:t xml:space="preserve"> </w:t>
+      </w:r>
+      <w:r>
+        <w:t xml:space="preserve">independent of any individual being identified, where a defined population is portrayed as</w:t>
+      </w:r>
+      <w:r>
+        <w:t xml:space="preserve"> </w:t>
+      </w:r>
+      <w:r>
+        <w:t xml:space="preserve">“</w:t>
+      </w:r>
+      <w:r>
+        <w:t xml:space="preserve">diseased</w:t>
+      </w:r>
+      <w:r>
+        <w:t xml:space="preserve">”</w:t>
+      </w:r>
+      <w:r>
+        <w:t xml:space="preserve"> </w:t>
+      </w:r>
+      <w:r>
+        <w:t xml:space="preserve">regardless of whether anyone in it is actually re-identifiable, and</w:t>
+      </w:r>
+      <w:r>
+        <w:t xml:space="preserve"> </w:t>
+      </w:r>
+      <w:r>
+        <w:rPr>
+          <w:bCs/>
+          <w:b/>
+        </w:rPr>
+        <w:t xml:space="preserve">structural equity</w:t>
+      </w:r>
+      <w:r>
+        <w:t xml:space="preserve"> </w:t>
+      </w:r>
+      <w:r>
+        <w:t xml:space="preserve">in which communities are monitored at fine resolution at all, since deploying building-scale monitoring unevenly redistributes both its surveillance benefit and its privacy risk. A decision-ready signal, at minimum, should disclose its surveillance objective, threshold and calibration basis, fusion status, spatial resolution, and the named actor and protocol that acts on it.</w:t>
+      </w:r>
+    </w:p>
+    <w:p>
+      <w:r>
+        <w:pict>
+          <v:rect style="width:0;height:1.5pt" o:hralign="center" o:hrstd="t" o:hr="t"/>
+        </w:pict>
+      </w:r>
+    </w:p>
+    <w:bookmarkEnd w:id="44"/>
+    <w:bookmarkEnd w:id="45"/>
+    <w:bookmarkStart w:id="49" w:name="Xed5cabc75a15aebaff8da051b9e919edcad1844"/>
+    <w:p>
+      <w:pPr>
+        <w:pStyle w:val="Heading2"/>
+      </w:pPr>
+      <w:r>
+        <w:t xml:space="preserve">7. Enabling infrastructure and technology readiness</w:t>
+      </w:r>
+    </w:p>
+    <w:bookmarkStart w:id="46" w:name="process-resolving-infrastructure"/>
+    <w:p>
+      <w:pPr>
+        <w:pStyle w:val="Heading3"/>
+      </w:pPr>
+      <w:r>
+        <w:t xml:space="preserve">7.1 Process-resolving infrastructure</w:t>
+      </w:r>
+    </w:p>
+    <w:p>
+      <w:pPr>
+        <w:pStyle w:val="FirstParagraph"/>
+      </w:pPr>
+      <w:r>
+        <w:t xml:space="preserve">Distributed, upstream sampling disaggregates a single citywide signal into smaller, traceable sub-catchments, trading spatial resolution against signal stability — finer granularity means less averaging-out of the aleatory variability Part 2 already established, not less uncertainty overall. A passive-sampler validation across nested lot, suburb, and city scales demonstrates early detection capability specifically at the fine spatial scales composite autosamplers deploy poorly (Schang et al., 2021), directly illustrating this trade-off. Online covariates and near-real-time measurement compress the latency between sample collection and usable output, which matters directly for the detection-to-action timescale named in §6.3, but a faster wrong number is not an improvement over a slower correct one. Digital twins — continuously updated hydraulic models of the sewer network, an active and rapidly growing research area (Bam et al., 2025) — supply the residence-time and scenario information Part 3’s process-informed correction argument requires, functioning as a process-constraint-generating tool rather than an automatic validator of the true source signal. Event-responsive monitoring, adjusting sampling around storm events rather than holding a fixed schedule, directly targets the scenario uncertainty named in §5.4.</w:t>
+      </w:r>
+    </w:p>
+    <w:bookmarkEnd w:id="46"/>
+    <w:bookmarkStart w:id="47" w:name="process-informed-analytics"/>
+    <w:p>
+      <w:pPr>
+        <w:pStyle w:val="Heading3"/>
+      </w:pPr>
+      <w:r>
+        <w:t xml:space="preserve">7.2 Process-informed analytics</w:t>
+      </w:r>
+    </w:p>
+    <w:p>
+      <w:pPr>
+        <w:pStyle w:val="FirstParagraph"/>
+      </w:pPr>
+      <w:r>
+        <w:t xml:space="preserve">Hybrid mechanistic-statistical models and physics-informed machine learning incorporate transport and decay structure as a constraint on, rather than a replacement for, a learned component (Pagsuyoin et al., 2025); the same cross-site and cross-population transfer requirement already established for detection thresholds (§6.1) applies to any learned component without modification, and a temporal-leakage check — confirming a model was not trained on information unavailable at true prediction time — is a minimum requirement before any performance claim is credited. Interoperable metadata, standard reference materials, and interlaboratory comparability are infrastructural, not analytical, prerequisites: a national metrology working group argues standardized reporting and proficiency testing are necessary, not merely desirable, preconditions for cross-laboratory data to be used reliably in public-health decisions (Keenum et al., 2024), converting a single laboratory’s internal precision into cross-study comparability, without which cross-site validation itself cannot be performed with confidence.</w:t>
+      </w:r>
+    </w:p>
+    <w:bookmarkEnd w:id="47"/>
+    <w:bookmarkStart w:id="48" w:name="readiness-and-equitable-deployment"/>
+    <w:p>
+      <w:pPr>
+        <w:pStyle w:val="Heading3"/>
+      </w:pPr>
+      <w:r>
+        <w:t xml:space="preserve">7.3 Readiness and equitable deployment</w:t>
+      </w:r>
+    </w:p>
+    <w:p>
+      <w:pPr>
+        <w:pStyle w:val="FirstParagraph"/>
+      </w:pPr>
+      <w:r>
+        <w:t xml:space="preserve">A single favorable result at one level of maturity is evidence for that level only, not for the levels above it. This review adapts a readiness hierarchy —</w:t>
+      </w:r>
+      <w:r>
+        <w:t xml:space="preserve"> </w:t>
+      </w:r>
+      <w:r>
+        <w:rPr>
+          <w:bCs/>
+          <w:b/>
+        </w:rPr>
+        <w:t xml:space="preserve">analytical detection → field validation → cross-site validation → operational integration → demonstrated decision value</w:t>
+      </w:r>
+      <w:r>
+        <w:t xml:space="preserve"> </w:t>
+      </w:r>
+      <w:r>
+        <w:t xml:space="preserve">— and insists throughout:</w:t>
+      </w:r>
+      <w:r>
+        <w:t xml:space="preserve"> </w:t>
+      </w:r>
+      <w:r>
+        <w:rPr>
+          <w:bCs/>
+          <w:b/>
+        </w:rPr>
+        <w:t xml:space="preserve">analytical novelty is not equivalent to epidemiological validity, operational readiness, or demonstrated decision value.</w:t>
+      </w:r>
+      <w:r>
+        <w:t xml:space="preserve"> </w:t>
+      </w:r>
+      <w:r>
+        <w:t xml:space="preserve">A method can be highly novel analytically while remaining entirely unvalidated at the operational or decision-value level, and no technology surveyed in this review’s evidence base is confidently placed above the middle of this hierarchy for routine public-health use. Equitable deployment is itself a readiness dimension, not a separate afterthought: infrastructure investment concentrated in already-well-resourced sewersheds reproduces the same structural-equity problem named in §6.3, regardless of how analytically mature the underlying technology is.</w:t>
+      </w:r>
+    </w:p>
+    <w:p>
+      <w:r>
+        <w:pict>
+          <v:rect style="width:0;height:1.5pt" o:hralign="center" o:hrstd="t" o:hr="t"/>
+        </w:pict>
+      </w:r>
+    </w:p>
+    <w:bookmarkEnd w:id="48"/>
+    <w:bookmarkEnd w:id="49"/>
+    <w:bookmarkStart w:id="52" w:name="research-priorities-and-conclusions"/>
+    <w:p>
+      <w:pPr>
+        <w:pStyle w:val="Heading2"/>
+      </w:pPr>
+      <w:r>
+        <w:t xml:space="preserve">8. Research priorities and conclusions</w:t>
+      </w:r>
+    </w:p>
+    <w:bookmarkStart w:id="50" w:name="testable-research-priorities"/>
+    <w:p>
+      <w:pPr>
+        <w:pStyle w:val="Heading3"/>
+      </w:pPr>
+      <w:r>
+        <w:t xml:space="preserve">8.1 Testable research priorities</w:t>
+      </w:r>
+    </w:p>
+    <w:p>
+      <w:pPr>
+        <w:numPr>
+          <w:ilvl w:val="0"/>
+          <w:numId w:val="1001"/>
+        </w:numPr>
+        <w:pStyle w:val="Compact"/>
+      </w:pPr>
+      <w:r>
+        <w:rPr>
+          <w:bCs/>
+          <w:b/>
+        </w:rPr>
+        <w:t xml:space="preserve">Paired source-sewer-outlet observations.</w:t>
+      </w:r>
+      <w:r>
+        <w:t xml:space="preserve"> </w:t>
+      </w:r>
+      <w:r>
+        <w:t xml:space="preserve">Unresolved: how much amplitude/temporal distortion accumulates at each named stage individually. Design: simultaneous sampling at excretion-adjacent, mid-network, and outlet points on matched events. Gain: direct, stage-attributed distortion estimates rather than inferred ones.</w:t>
+      </w:r>
+    </w:p>
+    <w:p>
+      <w:pPr>
+        <w:numPr>
+          <w:ilvl w:val="0"/>
+          <w:numId w:val="1001"/>
+        </w:numPr>
+        <w:pStyle w:val="Compact"/>
+      </w:pPr>
+      <w:r>
+        <w:rPr>
+          <w:bCs/>
+          <w:b/>
+        </w:rPr>
+        <w:t xml:space="preserve">Rainfall-event mass-balance experiments.</w:t>
+      </w:r>
+      <w:r>
+        <w:t xml:space="preserve"> </w:t>
+      </w:r>
+      <w:r>
+        <w:t xml:space="preserve">Unresolved: whether process-informed rainfall correction generalizes beyond one calibration program. Design: paired dry/wet-weather mass-balance trials across contrasting network types. Gain: a transferable, tested correction model rather than a single-program result.</w:t>
+      </w:r>
+    </w:p>
+    <w:p>
+      <w:pPr>
+        <w:numPr>
+          <w:ilvl w:val="0"/>
+          <w:numId w:val="1001"/>
+        </w:numPr>
+        <w:pStyle w:val="Compact"/>
+      </w:pPr>
+      <w:r>
+        <w:rPr>
+          <w:bCs/>
+          <w:b/>
+        </w:rPr>
+        <w:t xml:space="preserve">Target-normalizer fate-matching studies.</w:t>
+      </w:r>
+      <w:r>
+        <w:t xml:space="preserve"> </w:t>
+      </w:r>
+      <w:r>
+        <w:t xml:space="preserve">Unresolved: which target-normalizer pairs genuinely share persistence and partitioning. Design: co-spiked decay and partitioning trials across matrices. Gain: an evidence-based, not assumed, fate-matching criterion for normalizer selection.</w:t>
+      </w:r>
+    </w:p>
+    <w:p>
+      <w:pPr>
+        <w:numPr>
+          <w:ilvl w:val="0"/>
+          <w:numId w:val="1001"/>
+        </w:numPr>
+        <w:pStyle w:val="Compact"/>
+      </w:pPr>
+      <w:r>
+        <w:rPr>
+          <w:bCs/>
+          <w:b/>
+        </w:rPr>
+        <w:t xml:space="preserve">Synthetic-state recovery and observability tests.</w:t>
+      </w:r>
+      <w:r>
+        <w:t xml:space="preserve"> </w:t>
+      </w:r>
+      <w:r>
+        <w:t xml:space="preserve">Unresolved: whether current reconstruction methods actually recover a known state. Design: apply candidate models to simulated data with a known ground truth. Gain: direct identifiability/observability evidence, not inferred from fit quality alone.</w:t>
+      </w:r>
+    </w:p>
+    <w:p>
+      <w:pPr>
+        <w:numPr>
+          <w:ilvl w:val="0"/>
+          <w:numId w:val="1001"/>
+        </w:numPr>
+        <w:pStyle w:val="Compact"/>
+      </w:pPr>
+      <w:r>
+        <w:rPr>
+          <w:bCs/>
+          <w:b/>
+        </w:rPr>
+        <w:t xml:space="preserve">Cross-city and cross-climate external validation.</w:t>
+      </w:r>
+      <w:r>
+        <w:t xml:space="preserve"> </w:t>
+      </w:r>
+      <w:r>
+        <w:t xml:space="preserve">Unresolved: whether thresholds, AI models, and correction models transfer across settings. Design: pre-registered multi-site validation using one model, multiple independent sites. Gain: a tested, not assumed, transportability finding.</w:t>
+      </w:r>
+    </w:p>
+    <w:p>
+      <w:pPr>
+        <w:numPr>
+          <w:ilvl w:val="0"/>
+          <w:numId w:val="1001"/>
+        </w:numPr>
+        <w:pStyle w:val="Compact"/>
+      </w:pPr>
+      <w:r>
+        <w:rPr>
+          <w:bCs/>
+          <w:b/>
+        </w:rPr>
+        <w:t xml:space="preserve">Uncertainty-coverage and decision-value trials.</w:t>
+      </w:r>
+      <w:r>
+        <w:t xml:space="preserve"> </w:t>
+      </w:r>
+      <w:r>
+        <w:t xml:space="preserve">Unresolved: whether reported intervals achieve their claimed coverage and change real decisions. Design: prospective coverage checks paired with a decision-outcome comparison against a non-wastewater-informed baseline. Gain: evidence connecting propagated uncertainty to actual decision value, not just to a wider interval.</w:t>
+      </w:r>
+    </w:p>
+    <w:bookmarkEnd w:id="50"/>
+    <w:bookmarkStart w:id="51" w:name="conclusions"/>
+    <w:p>
+      <w:pPr>
+        <w:pStyle w:val="Heading3"/>
+      </w:pPr>
+      <w:r>
+        <w:t xml:space="preserve">8.2 Conclusions</w:t>
+      </w:r>
+    </w:p>
+    <w:p>
+      <w:pPr>
+        <w:pStyle w:val="FirstParagraph"/>
+      </w:pPr>
+      <w:r>
+        <w:t xml:space="preserve">This review reframes wastewater-based epidemiology as an inverse problem, in which a source-end signal is recoverable from a downstream measurement only to the extent the intervening chain of excretion, transport, sampling, and analysis remains identifiable. Four implications follow. First, the amplitude-temporal-spatial distortion taxonomy developed here gives every stage of that chain a shared vocabulary, replacing a stage-by-stage list of disconnected error sources with one consistent framework applicable from source-end shedding heterogeneity through sewer transport to analytical measurement. Second, normalization should be understood as a mechanism-specific causal correction, not a reconstruction of the source state; it removes only the distortion it is mechanistically linked to, and applying it as a general-purpose fix — assuming any plausible auxiliary variable will do — is a documented, recurring source of error across the normalizer comparisons this review surveys. Third, reconstruction claims require distinguishing identifiability, observability, and validation level from mere predictive performance or a narrow uncertainty interval, since none of the latter, by itself, establishes the former, and a model may fit the data well while the state it claims to recover remains genuinely unresolved. Fourth, translating an uncertainty-quantified signal into public-health action requires an explicit account of actionability, transferability, and equity, not only of statistical confidence — a scientifically valid signal is not automatically a decision-ready one.</w:t>
+      </w:r>
+    </w:p>
+    <w:p>
+      <w:pPr>
+        <w:pStyle w:val="BodyText"/>
+      </w:pPr>
+      <w:r>
+        <w:t xml:space="preserve">Taken together, these four propositions target one recurring failure mode in the applied literature this review surveys: a result established at one stage of the source-to-decision chain — a detection, a correlation, a narrow interval — read as though it settled a question belonging to a later, evidentially distinct stage. Closing that gap, stage by stage, rather than assuming later stages inherit earlier ones’ confidence, is this review’s central contribution. The research priorities above name where the evidence to close that gap most urgently needs to be generated, and until it is, every quantitative claim in this synthesis should be read as this review’s own conceptual organization of an evidence base that has not yet been formally, systematically verified.</w:t>
+      </w:r>
+    </w:p>
+    <w:bookmarkEnd w:id="51"/>
+    <w:bookmarkEnd w:id="52"/>
+    <w:bookmarkEnd w:id="53"/>
     <w:sectPr>
       <w:pgSz w:h="15840" w:w="12240"/>
       <w:pgMar w:bottom="1008" w:left="864" w:right="864" w:top="1008"/>
@@ -1586,8 +3123,123 @@
       </w:pPr>
     </w:lvl>
   </w:abstractNum>
+  <w:abstractNum w:abstractNumId="99411">
+    <w:nsid w:val="A99411"/>
+    <w:multiLevelType w:val="multilevel"/>
+    <w:lvl w:ilvl="0">
+      <w:start w:val="1"/>
+      <w:numFmt w:val="decimal"/>
+      <w:lvlText w:val="%1."/>
+      <w:lvlJc w:val="left"/>
+      <w:pPr>
+        <w:ind w:left="720" w:hanging="480"/>
+      </w:pPr>
+    </w:lvl>
+    <w:lvl w:ilvl="1">
+      <w:start w:val="1"/>
+      <w:numFmt w:val="decimal"/>
+      <w:lvlText w:val="%2."/>
+      <w:lvlJc w:val="left"/>
+      <w:pPr>
+        <w:ind w:left="1440" w:hanging="480"/>
+      </w:pPr>
+    </w:lvl>
+    <w:lvl w:ilvl="2">
+      <w:start w:val="1"/>
+      <w:numFmt w:val="decimal"/>
+      <w:lvlText w:val="%3."/>
+      <w:lvlJc w:val="left"/>
+      <w:pPr>
+        <w:ind w:left="2160" w:hanging="480"/>
+      </w:pPr>
+    </w:lvl>
+    <w:lvl w:ilvl="3">
+      <w:start w:val="1"/>
+      <w:numFmt w:val="decimal"/>
+      <w:lvlText w:val="%4."/>
+      <w:lvlJc w:val="left"/>
+      <w:pPr>
+        <w:ind w:left="2880" w:hanging="480"/>
+      </w:pPr>
+    </w:lvl>
+    <w:lvl w:ilvl="4">
+      <w:start w:val="1"/>
+      <w:numFmt w:val="decimal"/>
+      <w:lvlText w:val="%5."/>
+      <w:lvlJc w:val="left"/>
+      <w:pPr>
+        <w:ind w:left="3600" w:hanging="480"/>
+      </w:pPr>
+    </w:lvl>
+    <w:lvl w:ilvl="5">
+      <w:start w:val="1"/>
+      <w:numFmt w:val="decimal"/>
+      <w:lvlText w:val="%6."/>
+      <w:lvlJc w:val="left"/>
+      <w:pPr>
+        <w:ind w:left="4320" w:hanging="480"/>
+      </w:pPr>
+    </w:lvl>
+    <w:lvl w:ilvl="6">
+      <w:start w:val="1"/>
+      <w:numFmt w:val="decimal"/>
+      <w:lvlText w:val="%7."/>
+      <w:lvlJc w:val="left"/>
+      <w:pPr>
+        <w:ind w:left="5040" w:hanging="480"/>
+      </w:pPr>
+    </w:lvl>
+    <w:lvl w:ilvl="7">
+      <w:start w:val="1"/>
+      <w:numFmt w:val="decimal"/>
+      <w:lvlText w:val="%8."/>
+      <w:lvlJc w:val="left"/>
+      <w:pPr>
+        <w:ind w:left="5760" w:hanging="480"/>
+      </w:pPr>
+    </w:lvl>
+    <w:lvl w:ilvl="8">
+      <w:start w:val="1"/>
+      <w:numFmt w:val="decimal"/>
+      <w:lvlText w:val="%9."/>
+      <w:lvlJc w:val="left"/>
+      <w:pPr>
+        <w:ind w:left="6480" w:hanging="480"/>
+      </w:pPr>
+    </w:lvl>
+  </w:abstractNum>
   <w:num w:numId="1000">
     <w:abstractNumId w:val="990"/>
+  </w:num>
+  <w:num w:numId="1001">
+    <w:abstractNumId w:val="99411"/>
+    <w:lvlOverride w:ilvl="0">
+      <w:startOverride w:val="1"/>
+    </w:lvlOverride>
+    <w:lvlOverride w:ilvl="1">
+      <w:startOverride w:val="1"/>
+    </w:lvlOverride>
+    <w:lvlOverride w:ilvl="2">
+      <w:startOverride w:val="1"/>
+    </w:lvlOverride>
+    <w:lvlOverride w:ilvl="3">
+      <w:startOverride w:val="1"/>
+    </w:lvlOverride>
+    <w:lvlOverride w:ilvl="4">
+      <w:startOverride w:val="1"/>
+    </w:lvlOverride>
+    <w:lvlOverride w:ilvl="5">
+      <w:startOverride w:val="1"/>
+    </w:lvlOverride>
+    <w:lvlOverride w:ilvl="6">
+      <w:startOverride w:val="1"/>
+    </w:lvlOverride>
+    <w:lvlOverride w:ilvl="7">
+      <w:startOverride w:val="1"/>
+    </w:lvlOverride>
+    <w:lvlOverride w:ilvl="8">
+      <w:startOverride w:val="1"/>
+    </w:lvlOverride>
   </w:num>
 </w:numbering>
 </file>

--- a/wbe-review/WBE_Review_WR_Condensed_Draft.docx
+++ b/wbe-review/WBE_Review_WR_Condensed_Draft.docx
@@ -2551,17 +2551,17 @@
         <w:t xml:space="preserve">”</w:t>
       </w:r>
       <w:r>
-        <w:t xml:space="preserve">: an event-detection framework evaluated across 281 U.S. counties reports a substantial sensitivity advantage over a clinical-data baseline (Link, Garrido, et al., 2026), but that figure characterizes one model fit to one evidence base, not a transferable property, and</w:t>
-      </w:r>
-      <w:r>
-        <w:t xml:space="preserve"> </w:t>
-      </w:r>
-      <w:r>
-        <w:rPr>
-          <w:bCs/>
-          <w:b/>
-        </w:rPr>
-        <w:t xml:space="preserve">threshold transportability across populations and sewersheds cannot be assumed and must be re-validated in each new deployment context.</w:t>
+        <w:t xml:space="preserve">: a recent preprint reports a sensitivity advantage for an event-detection framework over a clinical-data baseline across a large U.S. county sample (Link, Garrido, et al., 2026), but this is a single, non-peer-reviewed study set in one national context, and</w:t>
+      </w:r>
+      <w:r>
+        <w:t xml:space="preserve"> </w:t>
+      </w:r>
+      <w:r>
+        <w:rPr>
+          <w:bCs/>
+          <w:b/>
+        </w:rPr>
+        <w:t xml:space="preserve">threshold transportability across populations and sewersheds cannot be assumed from it and must be re-validated in each new deployment context.</w:t>
       </w:r>
     </w:p>
     <w:bookmarkEnd w:id="42"/>

--- a/wbe-review/WBE_Review_WR_Condensed_Draft.docx
+++ b/wbe-review/WBE_Review_WR_Condensed_Draft.docx
@@ -41,7 +41,7 @@
         <w:pStyle w:val="FirstParagraph"/>
       </w:pPr>
       <w:r>
-        <w:t xml:space="preserve">Wastewater-based epidemiology (WBE) rests on a premise that has proved harder to operationalize than its early, detection-oriented literature assumed: a concentration measured at a treatment-plant inlet is not itself a public health indicator. It becomes one only after a chain of transformations — human excretion, building drainage, sewer transport, sampling, and analysis — has been accounted for and, where possible, inverted. Recent methodological work converges on this point from several directions at once: population-normalization markers show no consensus best choice (Boogaerts et al., 2024), flow-rate normalization outperforms common fecal biomarkers in some large comparisons but not others (Rainey et al., 2023), and in-sewer microbial activity is now understood to drive substantial, distance-dependent viral RNA loss during transport (Jung et al., 2026). Read together, this literature marks a shift in the field’s central question, from</w:t>
+        <w:t xml:space="preserve">Wastewater-based epidemiology (WBE) rests on a premise that has proved harder to operationalize than its early, detection-oriented literature assumed: a concentration measured at a treatment-plant inlet is not itself a public health indicator. It becomes one only after a chain of transformations — human excretion, building drainage, sewer transport, sampling, and analysis — has been accounted for and, where possible, inverted. Recent methodological work converges on this point from several directions at once: population-normalization markers show no consensus best choice (Boogaerts et al., 2024), flow-rate normalization outperforms common fecal biomarkers in some large comparisons but not others (Rainey et al., 2023), and in-sewer microbial activity is now understood to drive substantial, distance-dependent viral ribonucleic acid (RNA) loss during transport (Jung et al., 2026). Read together, this literature marks a shift in the field’s central question, from</w:t>
       </w:r>
       <w:r>
         <w:t xml:space="preserve"> </w:t>
@@ -176,7 +176,7 @@
         <w:pStyle w:val="FirstParagraph"/>
       </w:pPr>
       <w:r>
-        <w:t xml:space="preserve">This is a narrative synthesis organized around the mechanistic framework above, not yet a formal systematic or scoping review; a defensible scoping review of this literature would follow PRISMA-ScR, use structured Boolean database queries, apply documented inclusion and exclusion criteria, and report a PRISMA flow diagram, none of which has been performed at this stage. Evidence was instead identified through targeted web search, screened by title and snippet, prioritizing peer-reviewed journal articles and institutional publications over secondary sources. This approach establishes a defensible starting evidence set and confirms the review’s mechanistic framing has real literature behind it, but almost certainly under-samples the field, particularly older foundational work and non-English-language studies. The full search strategy and source-verification procedure are given in Supplementary Methods; every specific number below should be read against the limitations stated there rather than as independently confirmed.</w:t>
+        <w:t xml:space="preserve">This is a narrative synthesis organized around the mechanistic framework above, not yet a formal systematic or scoping review; a defensible scoping review of this literature would follow PRISMA-ScR (Preferred Reporting Items for Systematic Reviews and Meta-Analyses extension for Scoping Reviews), use structured Boolean database queries, apply documented inclusion and exclusion criteria, and report a PRISMA flow diagram, none of which has been performed at this stage. Evidence was instead identified through targeted web search, screened by title and snippet, prioritizing peer-reviewed journal articles and institutional publications over secondary sources. This approach establishes a defensible starting evidence set and confirms the review’s mechanistic framing has real literature behind it, but almost certainly under-samples the field, particularly older foundational work and non-English-language studies. The full search strategy and source-verification procedure are given in Supplementary Methods; every specific number below should be read against the limitations stated there rather than as independently confirmed.</w:t>
       </w:r>
     </w:p>
     <w:p>
@@ -862,7 +862,7 @@
         <w:pStyle w:val="BodyText"/>
       </w:pPr>
       <w:r>
-        <w:t xml:space="preserve">Flow normalization corrects dilution, not population size. Converting a load to a per-capita quantity additionally requires a population estimate, and the choice between a static census figure and a dynamic estimate is a choice about which distortion the correction can and cannot address. A sewershed’s design, census, and actually-connected populations are three different numbers, and commuting, tourism, and institutional populations shift the population actually served relative to any of them. Census-based normalization silently reinterprets real population fluctuation as a change in per-capita source signal — precisely backwards for any application trying to detect a true epidemiological change during a population shift. Dynamic population estimation, via mobile-device data or a chemical proxy such as ammonium, corrects this but introduces the proxy’s own measurement uncertainty as a new denominator-error term, and raises its own representativeness and privacy concern at small spatial scales, where a highly precise dynamic population estimate can approach re-identifying information about specific households.</w:t>
+        <w:t xml:space="preserve">Flow normalization corrects dilution, not population size. Converting a load to a per-capita quantity additionally requires a population estimate, and the choice between a static census figure and a dynamic estimate is a choice about which distortion the correction can and cannot address. A sewershed’s design, census, and actually-connected populations are three different numbers, and commuting, tourism, and institutional populations shift the population truly served relative to any of them. Census-based normalization silently reinterprets real population fluctuation as a change in per-capita source signal — precisely backwards for any application trying to detect a true epidemiological change during a population shift. Dynamic population estimation, via mobile-device data or a chemical proxy such as ammonium, corrects this but introduces the proxy’s own measurement uncertainty as a new denominator-error term, and raises its own representativeness and privacy concern at small spatial scales, where a highly precise dynamic population estimate can approach re-identifying information about specific households.</w:t>
       </w:r>
     </w:p>
     <w:p>
@@ -888,7 +888,7 @@
         <w:pStyle w:val="FirstParagraph"/>
       </w:pPr>
       <w:r>
-        <w:t xml:space="preserve">Where a chemical or microbial population biomarker is used instead of, or alongside, flow, the correction is valid only to the extent the biomarker and the target share the distortion mechanism the normalization is meant to remove. No single population biomarker has been validated as universally reliable: the evidence base shows a consistent pattern of candidates being proposed, then found to fail specific validation criteria — human specificity, excretion stability, dietary or behavioral dependence, in-sewer persistence, and rainfall sensitivity are not correlated, so a marker can pass some criteria and fail others. Creatinine, for instance, is physiologically well-motivated but disqualified by in-sewer instability; cotinine tracks population reasonably well but is confounded by geographically variable smoking prevalence; PMMoV and crAssphage are widely used but show inconsistent, often neutral-or-negative, performance across independent multi-site validation studies.</w:t>
+        <w:t xml:space="preserve">Where a chemical or microbial population biomarker is used instead of, or alongside, flow, the correction is valid only to the extent the biomarker and the target share the distortion mechanism the normalization is meant to remove. No single population biomarker has been validated as universally reliable: the evidence base shows a consistent pattern of candidates being proposed, then found to fail specific validation criteria — human specificity, excretion stability, dietary or behavioral dependence, in-sewer persistence, and rainfall sensitivity are not correlated, so a marker can pass some criteria and fail others. Creatinine, for instance, is physiologically well-motivated but disqualified by in-sewer instability; cotinine tracks population reasonably well but is confounded by geographically variable smoking prevalence; Pepper Mild Mottle Virus (PMMoV) and crAssphage are widely used but show inconsistent, often neutral-or-negative, performance across independent multi-site validation studies.</w:t>
       </w:r>
     </w:p>
     <w:p>
@@ -943,7 +943,7 @@
         <w:t xml:space="preserve"> </w:t>
       </w:r>
       <w:r>
-        <w:t xml:space="preserve">are highlighted here, with the complete eight-mode catalog (including irreversible degradation, unknown non-human sources, and structural model misspecification) given in Supplementary Table S4.</w:t>
+        <w:t xml:space="preserve">are highlighted here, with the complete eight-mode catalog (including irreversible degradation, unknown non-human sources, and structural model misspecification) given in Supplementary Section S6a.</w:t>
       </w:r>
       <w:r>
         <w:t xml:space="preserve"> </w:t>
@@ -1024,7 +1024,7 @@
           <w:bCs/>
           <w:b/>
         </w:rPr>
-        <w:t xml:space="preserve">Table 2. Normalization strategy, corrected mechanism, required assumption and residual uncertainty</w:t>
+        <w:t xml:space="preserve">Table 2. Normalization strategy, corrected mechanism, required assumption and residual uncertainty — synthesized by this review</w:t>
       </w:r>
     </w:p>
     <w:tbl>
@@ -1552,7 +1552,7 @@
         <w:t xml:space="preserve"> </w:t>
       </w:r>
       <w:r>
-        <w:t xml:space="preserve">A narrow posterior credible interval or a low residual error is not, by itself, evidence that identifiability has been achieved — it can result from an informative or overconfident prior, an overly rigid model structure, or simply too little independent information in the data to reveal the ambiguity that is actually present. A Bayesian functional-data framework applied to weekly, sometimes-missing wastewater measurements illustrates the point directly: it reports posterior state estimates addressing missingness explicitly, but no formal observability analysis or synthetic-state recovery test accompanies those estimates, so the posterior’s narrowness should not, by itself, be read as demonstrated observability (Dai et al., 2024).</w:t>
+        <w:t xml:space="preserve">A narrow posterior credible interval or a low residual error is not, by itself, evidence that identifiability has been achieved — it can result from an informative or overconfident prior, an overly rigid model structure, or simply too little independent information in the data to reveal the ambiguity that is actually present. A Bayesian functional-data framework applied to weekly, sometimes-missing wastewater measurements illustrates the point directly: it reports posterior state estimates addressing missingness explicitly, but no formal observability analysis or synthetic-state recovery test accompanies those estimates, so the posterior’s narrowness alone should not be read as demonstrated observability (Dai et al., 2024).</w:t>
       </w:r>
     </w:p>
     <w:bookmarkEnd w:id="37"/>
@@ -1964,7 +1964,7 @@
           <w:bCs/>
           <w:b/>
         </w:rPr>
-        <w:t xml:space="preserve">Table 3. Model family, identifiability requirement, dominant uncertainty and minimum validation</w:t>
+        <w:t xml:space="preserve">Table 3. Model family, identifiability requirement, dominant uncertainty and minimum validation — synthesized by this review</w:t>
       </w:r>
     </w:p>
     <w:tbl>
@@ -2579,7 +2579,7 @@
         <w:pStyle w:val="FirstParagraph"/>
       </w:pPr>
       <w:r>
-        <w:t xml:space="preserve">No surveillance system treats a single stream as sufficient. Clinical case and testing data, hospital admissions and pharmacy sales, mobility data, weather, and demographic context each contribute a distinct, partially independent proxy for the same underlying process, and none is a ground truth against which wastewater should be one-sidedly validated — each carries its own bias and lag. A four-system integration of hospital, wastewater, meteorological, and internet-search data into one shared time series found a substantial subset of the fused variables correlating significantly with clinical case counts (Zhang et al., 2025), illustrating that fusion can outperform any single stream — but</w:t>
+        <w:t xml:space="preserve">No surveillance system treats a single stream as sufficient. Clinical case and testing data, hospital admissions and pharmacy sales, mobility data, weather, and demographic context each contribute a distinct, partially independent proxy for the same underlying process, and none is a ground truth against which wastewater should be one-sidedly validated — each carries its own bias and lag. A four-system integration of hospital, wastewater, meteorological, and internet-search data into one shared time series found a substantial subset of the fused variables correlating significantly with clinical case counts (Zhang et al., 2025), illustrating that fusion can outperform any single stream. But</w:t>
       </w:r>
       <w:r>
         <w:t xml:space="preserve"> </w:t>
@@ -2592,7 +2592,7 @@
         <w:t xml:space="preserve">fusing these streams does not automatically remove shared confounding, differential time lag, or selection bias</w:t>
       </w:r>
       <w:r>
-        <w:t xml:space="preserve">: a shared external driver (a policy change, a media event) can move several streams together for reasons unrelated to the true signal, producing the appearance of multi-source corroboration where none exists, and streams that lead or lag each other by an uncertain, setting-dependent interval will be systematically misaligned by any fusion approach that assumes a single fixed lag. Weather deserves particular care in this respect: it is not merely another corroborating stream but, per Part 3, a direct confounder of the wastewater signal itself, so a fusion pipeline that treats a rainfall-driven dip as independent</w:t>
+        <w:t xml:space="preserve">. A shared external driver — a policy change, a media event — can move several streams together for reasons unrelated to the true signal, producing the appearance of multi-source corroboration where none exists; and streams that lead or lag each other by an uncertain, setting-dependent interval will be systematically misaligned by any fusion approach that assumes a single fixed lag. Weather deserves particular care in this respect: it is not merely another corroborating stream but, per Part 3, a direct confounder of the wastewater signal itself, so a fusion pipeline that treats a rainfall-driven dip as independent</w:t>
       </w:r>
       <w:r>
         <w:t xml:space="preserve"> </w:t>
@@ -2773,7 +2773,7 @@
         <w:pStyle w:val="FirstParagraph"/>
       </w:pPr>
       <w:r>
-        <w:t xml:space="preserve">Hybrid mechanistic-statistical models and physics-informed machine learning incorporate transport and decay structure as a constraint on, rather than a replacement for, a learned component (Pagsuyoin et al., 2025); the same cross-site and cross-population transfer requirement already established for detection thresholds (§6.1) applies to any learned component without modification, and a temporal-leakage check — confirming a model was not trained on information unavailable at true prediction time — is a minimum requirement before any performance claim is credited. Interoperable metadata, standard reference materials, and interlaboratory comparability are infrastructural, not analytical, prerequisites: a national metrology working group argues standardized reporting and proficiency testing are necessary, not merely desirable, preconditions for cross-laboratory data to be used reliably in public-health decisions (Keenum et al., 2024), converting a single laboratory’s internal precision into cross-study comparability, without which cross-site validation itself cannot be performed with confidence.</w:t>
+        <w:t xml:space="preserve">Hybrid mechanistic-statistical models and physics-informed machine learning incorporate transport and decay structure as a constraint on, rather than a replacement for, a learned component (Pagsuyoin et al., 2025); the same cross-site and cross-population transfer requirement §6.1 sets for detection thresholds applies to any learned component without modification, and a temporal-leakage check — confirming a model was not trained on information unavailable at true prediction time — is a minimum requirement before any performance claim is credited. Interoperable metadata, standard reference materials, and interlaboratory comparability are infrastructural, not analytical, prerequisites: a national metrology working group argues standardized reporting and proficiency testing are necessary, not merely desirable, preconditions for cross-laboratory data to be used reliably in public-health decisions (Keenum et al., 2024), converting a single laboratory’s internal precision into cross-study comparability, without which cross-site validation itself cannot be performed with confidence.</w:t>
       </w:r>
     </w:p>
     <w:bookmarkEnd w:id="47"/>
@@ -2960,7 +2960,7 @@
         <w:t xml:space="preserve"> </w:t>
       </w:r>
       <w:r>
-        <w:t xml:space="preserve">Unresolved: whether thresholds, AI models, and correction models transfer across settings. Design: pre-registered multi-site validation using one model, multiple independent sites. Gain: a tested, not assumed, transportability finding.</w:t>
+        <w:t xml:space="preserve">Unresolved: whether thresholds, machine-learning and hybrid process-informed models, and correction models transfer across settings. Design: pre-registered multi-site validation using one model, multiple independent sites. Gain: a tested, not assumed, transportability finding.</w:t>
       </w:r>
     </w:p>
     <w:p>

--- a/wbe-review/WBE_Review_WR_Condensed_Draft.docx
+++ b/wbe-review/WBE_Review_WR_Condensed_Draft.docx
@@ -1294,6 +1294,123 @@
         </w:tc>
       </w:tr>
     </w:tbl>
+    <w:p>
+      <w:pPr>
+        <w:pStyle w:val="BodyText"/>
+      </w:pPr>
+      <w:r>
+        <w:rPr>
+          <w:iCs/>
+          <w:i/>
+        </w:rPr>
+        <w:t xml:space="preserve">Performance, cross-scenario, and mechanism-direction statements in the</w:t>
+      </w:r>
+      <w:r>
+        <w:rPr>
+          <w:iCs/>
+          <w:i/>
+        </w:rPr>
+        <w:t xml:space="preserve"> </w:t>
+      </w:r>
+      <w:r>
+        <w:rPr>
+          <w:iCs/>
+          <w:i/>
+        </w:rPr>
+        <w:t xml:space="preserve">“</w:t>
+      </w:r>
+      <w:r>
+        <w:rPr>
+          <w:iCs/>
+          <w:i/>
+        </w:rPr>
+        <w:t xml:space="preserve">Residual/introduced uncertainty</w:t>
+      </w:r>
+      <w:r>
+        <w:rPr>
+          <w:iCs/>
+          <w:i/>
+        </w:rPr>
+        <w:t xml:space="preserve">”</w:t>
+      </w:r>
+      <w:r>
+        <w:rPr>
+          <w:iCs/>
+          <w:i/>
+        </w:rPr>
+        <w:t xml:space="preserve"> </w:t>
+      </w:r>
+      <w:r>
+        <w:rPr>
+          <w:iCs/>
+          <w:i/>
+        </w:rPr>
+        <w:t xml:space="preserve">column (e.g.,</w:t>
+      </w:r>
+      <w:r>
+        <w:rPr>
+          <w:iCs/>
+          <w:i/>
+        </w:rPr>
+        <w:t xml:space="preserve"> </w:t>
+      </w:r>
+      <w:r>
+        <w:rPr>
+          <w:iCs/>
+          <w:i/>
+        </w:rPr>
+        <w:t xml:space="preserve">“</w:t>
+      </w:r>
+      <w:r>
+        <w:rPr>
+          <w:iCs/>
+          <w:i/>
+        </w:rPr>
+        <w:t xml:space="preserve">unreliable under high inflow/infiltration,</w:t>
+      </w:r>
+      <w:r>
+        <w:rPr>
+          <w:iCs/>
+          <w:i/>
+        </w:rPr>
+        <w:t xml:space="preserve">”</w:t>
+      </w:r>
+      <w:r>
+        <w:rPr>
+          <w:iCs/>
+          <w:i/>
+        </w:rPr>
+        <w:t xml:space="preserve"> </w:t>
+      </w:r>
+      <w:r>
+        <w:rPr>
+          <w:iCs/>
+          <w:i/>
+        </w:rPr>
+        <w:t xml:space="preserve">“</w:t>
+      </w:r>
+      <w:r>
+        <w:rPr>
+          <w:iCs/>
+          <w:i/>
+        </w:rPr>
+        <w:t xml:space="preserve">fails outright when fate is mismatched</w:t>
+      </w:r>
+      <w:r>
+        <w:rPr>
+          <w:iCs/>
+          <w:i/>
+        </w:rPr>
+        <w:t xml:space="preserve">”</w:t>
+      </w:r>
+      <w:r>
+        <w:rPr>
+          <w:iCs/>
+          <w:i/>
+        </w:rPr>
+        <w:t xml:space="preserve">) are pending full-text evidence verification.</w:t>
+      </w:r>
+    </w:p>
     <w:p>
       <w:r>
         <w:pict>
@@ -2504,6 +2621,130 @@
         </w:tc>
       </w:tr>
     </w:tbl>
+    <w:p>
+      <w:pPr>
+        <w:pStyle w:val="BodyText"/>
+      </w:pPr>
+      <w:r>
+        <w:rPr>
+          <w:iCs/>
+          <w:i/>
+        </w:rPr>
+        <w:t xml:space="preserve">Every</w:t>
+      </w:r>
+      <w:r>
+        <w:rPr>
+          <w:iCs/>
+          <w:i/>
+        </w:rPr>
+        <w:t xml:space="preserve"> </w:t>
+      </w:r>
+      <w:r>
+        <w:rPr>
+          <w:iCs/>
+          <w:i/>
+        </w:rPr>
+        <w:t xml:space="preserve">“</w:t>
+      </w:r>
+      <w:r>
+        <w:rPr>
+          <w:iCs/>
+          <w:i/>
+        </w:rPr>
+        <w:t xml:space="preserve">Dominant uncertainty,</w:t>
+      </w:r>
+      <w:r>
+        <w:rPr>
+          <w:iCs/>
+          <w:i/>
+        </w:rPr>
+        <w:t xml:space="preserve">”</w:t>
+      </w:r>
+      <w:r>
+        <w:rPr>
+          <w:iCs/>
+          <w:i/>
+        </w:rPr>
+        <w:t xml:space="preserve"> </w:t>
+      </w:r>
+      <w:r>
+        <w:rPr>
+          <w:iCs/>
+          <w:i/>
+        </w:rPr>
+        <w:t xml:space="preserve">“</w:t>
+      </w:r>
+      <w:r>
+        <w:rPr>
+          <w:iCs/>
+          <w:i/>
+        </w:rPr>
+        <w:t xml:space="preserve">Minimum validation,</w:t>
+      </w:r>
+      <w:r>
+        <w:rPr>
+          <w:iCs/>
+          <w:i/>
+        </w:rPr>
+        <w:t xml:space="preserve">”</w:t>
+      </w:r>
+      <w:r>
+        <w:rPr>
+          <w:iCs/>
+          <w:i/>
+        </w:rPr>
+        <w:t xml:space="preserve"> </w:t>
+      </w:r>
+      <w:r>
+        <w:rPr>
+          <w:iCs/>
+          <w:i/>
+        </w:rPr>
+        <w:t xml:space="preserve">and</w:t>
+      </w:r>
+      <w:r>
+        <w:rPr>
+          <w:iCs/>
+          <w:i/>
+        </w:rPr>
+        <w:t xml:space="preserve"> </w:t>
+      </w:r>
+      <w:r>
+        <w:rPr>
+          <w:iCs/>
+          <w:i/>
+        </w:rPr>
+        <w:t xml:space="preserve">“</w:t>
+      </w:r>
+      <w:r>
+        <w:rPr>
+          <w:iCs/>
+          <w:i/>
+        </w:rPr>
+        <w:t xml:space="preserve">Principal failure mode</w:t>
+      </w:r>
+      <w:r>
+        <w:rPr>
+          <w:iCs/>
+          <w:i/>
+        </w:rPr>
+        <w:t xml:space="preserve">”</w:t>
+      </w:r>
+      <w:r>
+        <w:rPr>
+          <w:iCs/>
+          <w:i/>
+        </w:rPr>
+        <w:t xml:space="preserve"> </w:t>
+      </w:r>
+      <w:r>
+        <w:rPr>
+          <w:iCs/>
+          <w:i/>
+        </w:rPr>
+        <w:t xml:space="preserve">entry in this table is this review’s own proposed classification and is pending full-text evidence verification against each model family’s underlying studies. No cell should be read as an independently confirmed finding.</w:t>
+      </w:r>
+    </w:p>
     <w:p>
       <w:r>
         <w:pict>
